--- a/klagomål/A 5800-2026 FSC-klagomål.docx
+++ b/klagomål/A 5800-2026 FSC-klagomål.docx
@@ -935,7 +935,7 @@
     <w:r>
       <w:tab/>
       <w:tab/>
-      <w:t>2026-01-30</w:t>
+      <w:t>2026-01-31</w:t>
       <w:br/>
       <w:br/>
     </w:r>

--- a/klagomål/A 5800-2026 FSC-klagomål.docx
+++ b/klagomål/A 5800-2026 FSC-klagomål.docx
@@ -935,7 +935,7 @@
     <w:r>
       <w:tab/>
       <w:tab/>
-      <w:t>2026-03-02</w:t>
+      <w:t>2026-03-03</w:t>
       <w:br/>
       <w:br/>
     </w:r>

--- a/klagomål/A 5800-2026 FSC-klagomål.docx
+++ b/klagomål/A 5800-2026 FSC-klagomål.docx
@@ -935,7 +935,7 @@
     <w:r>
       <w:tab/>
       <w:tab/>
-      <w:t>2026-03-03</w:t>
+      <w:t>2026-03-04</w:t>
       <w:br/>
       <w:br/>
     </w:r>

--- a/klagomål/A 5800-2026 FSC-klagomål.docx
+++ b/klagomål/A 5800-2026 FSC-klagomål.docx
@@ -935,7 +935,7 @@
     <w:r>
       <w:tab/>
       <w:tab/>
-      <w:t>2026-03-04</w:t>
+      <w:t>2026-03-05</w:t>
       <w:br/>
       <w:br/>
     </w:r>

--- a/klagomål/A 5800-2026 FSC-klagomål.docx
+++ b/klagomål/A 5800-2026 FSC-klagomål.docx
@@ -935,7 +935,7 @@
     <w:r>
       <w:tab/>
       <w:tab/>
-      <w:t>2026-03-05</w:t>
+      <w:t>2026-03-06</w:t>
       <w:br/>
       <w:br/>
     </w:r>

--- a/klagomål/A 5800-2026 FSC-klagomål.docx
+++ b/klagomål/A 5800-2026 FSC-klagomål.docx
@@ -935,7 +935,7 @@
     <w:r>
       <w:tab/>
       <w:tab/>
-      <w:t>2026-03-06</w:t>
+      <w:t>2026-03-07</w:t>
       <w:br/>
       <w:br/>
     </w:r>

--- a/klagomål/A 5800-2026 FSC-klagomål.docx
+++ b/klagomål/A 5800-2026 FSC-klagomål.docx
@@ -935,7 +935,7 @@
     <w:r>
       <w:tab/>
       <w:tab/>
-      <w:t>2026-03-07</w:t>
+      <w:t>2026-03-08</w:t>
       <w:br/>
       <w:br/>
     </w:r>

--- a/klagomål/A 5800-2026 FSC-klagomål.docx
+++ b/klagomål/A 5800-2026 FSC-klagomål.docx
@@ -191,7 +191,7 @@
     </w:p>
     <w:p>
       <w:r>
-        <w:t>I avverkningsanmälan har följande 10 naturvårdsarter hittats: ask (EN), spillkråka (NT, §4), bronshjon (S), grönpyrola (S), stubbspretmossa (S), svart trolldruva (S), västlig hakmossa (S), vågbandad barkbock (S), grönvit nattviol (§8) och blåsippa (§9). Av dessa är 2 rödlistade. För rödlistade arter har rödlistekategorin angivits inom parentes. Arter som är signalarter enligt Skogsstyrelsen har markerats med (S). För fridlysta arter anges även paragrafen i Artskyddsförordningen som arten är fridlyst enligt.</w:t>
+        <w:t>I avverkningsanmälan har följande 12 naturvårdsarter hittats: ask (EN), spillkråka (NT, §4), bronshjon (S), grönpyrola (S), stubbspretmossa (S), svart trolldruva (S), vedticka (S), västlig hakmossa (S), vågbandad barkbock (S), grönvit nattviol (§8), blåsippa (§9) och revlummer (§9). Av dessa är 2 rödlistade. För rödlistade arter har rödlistekategorin angivits inom parentes. Arter som är signalarter enligt Skogsstyrelsen har markerats med (S). För fridlysta arter anges även paragrafen i Artskyddsförordningen som arten är fridlyst enligt.</w:t>
       </w:r>
     </w:p>
     <w:p>
@@ -354,70 +354,14 @@
       </w:r>
     </w:p>
     <w:p>
-      <w:pPr>
-        <w:pStyle w:val="Heading1"/>
-      </w:pPr>
-      <w:r>
-        <w:t>Fridlysta arter</w:t>
-      </w:r>
-    </w:p>
-    <w:p>
-      <w:r>
-        <w:t>Följande fridlysta arter har sina livsmiljöer och växtplatser i den avverkningsanmälda skogen: spillkråka (NT, §4), grönvit nattviol (§8) och blåsippa (§9).</w:t>
-      </w:r>
-    </w:p>
-    <w:p>
-      <w:r>
-        <w:t xml:space="preserve">Observera att medlemsländerna är skyldiga att agera i enlighet med EU:s fågeldirektiv där det uttryckligen står att direktivet gäller för fåglar samt för deras ägg, bon och </w:t>
-      </w:r>
       <w:r>
         <w:rPr>
           <w:b/>
         </w:rPr>
-        <w:t xml:space="preserve">livsmiljöer </w:t>
-      </w:r>
-      <w:r>
-        <w:t>(artikel 1). Vidare att de åtgärder som vidtas inte får leda till en försämring av den nuvarande situationen beträffande bevarandet av de fågelarter som avses i artikel 1 (artikel 13). Fågeldirektivet är styrande för tillsynsansvariga myndigheters ärendehantering, ställningstaganden och beslutsfattande.</w:t>
-      </w:r>
-    </w:p>
-    <w:p>
-      <w:r>
-        <w:rPr>
-          <w:b/>
-        </w:rPr>
-        <w:t>Blåsippa (§9)</w:t>
-      </w:r>
-      <w:r>
-        <w:t xml:space="preserve"> är typisk art för </w:t>
-      </w:r>
-      <w:r>
-        <w:rPr>
-          <w:i/>
-        </w:rPr>
-        <w:t>9050 Näringsrik granskog, 9020 Nordlig ädellövskog</w:t>
-      </w:r>
-      <w:r>
-        <w:t xml:space="preserve"> och </w:t>
-      </w:r>
-      <w:r>
-        <w:rPr>
-          <w:i/>
-        </w:rPr>
-        <w:t>8240 Karsthällmarker</w:t>
-      </w:r>
-      <w:r>
-        <w:t xml:space="preserve"> (SLU Artdatabanken, 2025).</w:t>
-      </w:r>
-    </w:p>
-    <w:p>
-      <w:r>
-        <w:rPr>
-          <w:b/>
-        </w:rPr>
-        <w:t>Spillkråka (NT, §4)</w:t>
-      </w:r>
-      <w:r>
-        <w:t xml:space="preserve"> är rödlistad som nära hotad och ingår i bilaga 1 i EU:s fågeldirektiv. Den minskar i population på grund av minskad tillgång på lämpliga bo- och födoträd och minskad födotillgång. Spillkråkans minskningstakt har uppgått till 19 (24–10) % under de senaste 15 åren. Minskningstakten för den svenska populationen bedöms vara nära gränsvärdet för Sårbar (VU) (A2bc). Skogsbruk med korta omloppstider och täta, homogena ungskogar utgör det största hotet. Spillkråka är typisk art för </w:t>
+        <w:t xml:space="preserve">Vedticka </w:t>
+      </w:r>
+      <w:r>
+        <w:t xml:space="preserve">är en bra signalart söder om den naturliga norrlandsgränsen. Den är huvudsakligen knuten till äldre barrskogar där det föreligger långvarig kontinuitet av död barrved. Vedticka är typisk art för </w:t>
       </w:r>
       <w:r>
         <w:rPr>
@@ -426,21 +370,7 @@
         <w:t xml:space="preserve">9010 Taiga </w:t>
       </w:r>
       <w:r>
-        <w:t>och</w:t>
-      </w:r>
-      <w:r>
-        <w:rPr>
-          <w:i/>
-        </w:rPr>
-        <w:t xml:space="preserve"> 9740 Skogsbevuxen myr </w:t>
-      </w:r>
-      <w:r>
-        <w:t>(SLU Artdatabanken, 2023).</w:t>
-      </w:r>
-    </w:p>
-    <w:p>
-      <w:r>
-        <w:t>I BILAGA 1 finns mer detaljerad information om ekologi samt krav på livsmiljö hos fridlysta arter.</w:t>
+        <w:t>(Nitare &amp; Skogsstyrelsen, 2019; SLU Artdatabanken, 2025).</w:t>
       </w:r>
     </w:p>
     <w:p>
@@ -448,6 +378,96 @@
         <w:pStyle w:val="Heading1"/>
       </w:pPr>
       <w:r>
+        <w:t>Fridlysta arter</w:t>
+      </w:r>
+    </w:p>
+    <w:p>
+      <w:r>
+        <w:t>Följande fridlysta arter har sina livsmiljöer och växtplatser i den avverkningsanmälda skogen: spillkråka (NT, §4), grönvit nattviol (§8), blåsippa (§9) och revlummer (§9).</w:t>
+      </w:r>
+    </w:p>
+    <w:p>
+      <w:r>
+        <w:t xml:space="preserve">Observera att medlemsländerna är skyldiga att agera i enlighet med EU:s fågeldirektiv där det uttryckligen står att direktivet gäller för fåglar samt för deras ägg, bon och </w:t>
+      </w:r>
+      <w:r>
+        <w:rPr>
+          <w:b/>
+        </w:rPr>
+        <w:t xml:space="preserve">livsmiljöer </w:t>
+      </w:r>
+      <w:r>
+        <w:t>(artikel 1). Vidare att de åtgärder som vidtas inte får leda till en försämring av den nuvarande situationen beträffande bevarandet av de fågelarter som avses i artikel 1 (artikel 13). Fågeldirektivet är styrande för tillsynsansvariga myndigheters ärendehantering, ställningstaganden och beslutsfattande.</w:t>
+      </w:r>
+    </w:p>
+    <w:p>
+      <w:r>
+        <w:rPr>
+          <w:b/>
+        </w:rPr>
+        <w:t>Blåsippa (§9)</w:t>
+      </w:r>
+      <w:r>
+        <w:t xml:space="preserve"> är typisk art för </w:t>
+      </w:r>
+      <w:r>
+        <w:rPr>
+          <w:i/>
+        </w:rPr>
+        <w:t>9050 Näringsrik granskog, 9020 Nordlig ädellövskog</w:t>
+      </w:r>
+      <w:r>
+        <w:t xml:space="preserve"> och </w:t>
+      </w:r>
+      <w:r>
+        <w:rPr>
+          <w:i/>
+        </w:rPr>
+        <w:t>8240 Karsthällmarker</w:t>
+      </w:r>
+      <w:r>
+        <w:t xml:space="preserve"> (SLU Artdatabanken, 2025).</w:t>
+      </w:r>
+    </w:p>
+    <w:p>
+      <w:r>
+        <w:rPr>
+          <w:b/>
+        </w:rPr>
+        <w:t>Spillkråka (NT, §4)</w:t>
+      </w:r>
+      <w:r>
+        <w:t xml:space="preserve"> är rödlistad som nära hotad och ingår i bilaga 1 i EU:s fågeldirektiv. Den minskar i population på grund av minskad tillgång på lämpliga bo- och födoträd och minskad födotillgång. Spillkråkans minskningstakt har uppgått till 19 (24–10) % under de senaste 15 åren. Minskningstakten för den svenska populationen bedöms vara nära gränsvärdet för Sårbar (VU) (A2bc). Skogsbruk med korta omloppstider och täta, homogena ungskogar utgör det största hotet. Spillkråka är typisk art för </w:t>
+      </w:r>
+      <w:r>
+        <w:rPr>
+          <w:i/>
+        </w:rPr>
+        <w:t xml:space="preserve">9010 Taiga </w:t>
+      </w:r>
+      <w:r>
+        <w:t>och</w:t>
+      </w:r>
+      <w:r>
+        <w:rPr>
+          <w:i/>
+        </w:rPr>
+        <w:t xml:space="preserve"> 9740 Skogsbevuxen myr </w:t>
+      </w:r>
+      <w:r>
+        <w:t>(SLU Artdatabanken, 2023).</w:t>
+      </w:r>
+    </w:p>
+    <w:p>
+      <w:r>
+        <w:t>I BILAGA 1 finns mer detaljerad information om ekologi samt krav på livsmiljö hos fridlysta arter.</w:t>
+      </w:r>
+    </w:p>
+    <w:p>
+      <w:pPr>
+        <w:pStyle w:val="Heading1"/>
+      </w:pPr>
+      <w:r>
         <w:t>Certifiering</w:t>
       </w:r>
     </w:p>
@@ -549,7 +569,7 @@
         <w:rPr>
           <w:i/>
         </w:rPr>
-        <w:t>I det avverkningsanmälda skogsområdet har 10 naturvårdsarter varav 2 rödlistade arter sina livsmiljöer och växtplatser.</w:t>
+        <w:t>I det avverkningsanmälda skogsområdet har 12 naturvårdsarter varav 2 rödlistade arter sina livsmiljöer och växtplatser.</w:t>
       </w:r>
     </w:p>
     <w:p>
@@ -935,7 +955,7 @@
     <w:r>
       <w:tab/>
       <w:tab/>
-      <w:t>2026-03-08</w:t>
+      <w:t>2026-03-09</w:t>
       <w:br/>
       <w:br/>
     </w:r>

--- a/klagomål/A 5800-2026 FSC-klagomål.docx
+++ b/klagomål/A 5800-2026 FSC-klagomål.docx
@@ -955,7 +955,7 @@
     <w:r>
       <w:tab/>
       <w:tab/>
-      <w:t>2026-03-09</w:t>
+      <w:t>2026-03-10</w:t>
       <w:br/>
       <w:br/>
     </w:r>

--- a/klagomål/A 5800-2026 FSC-klagomål.docx
+++ b/klagomål/A 5800-2026 FSC-klagomål.docx
@@ -437,7 +437,7 @@
         <w:t>Spillkråka (NT, §4)</w:t>
       </w:r>
       <w:r>
-        <w:t xml:space="preserve"> är rödlistad som nära hotad och ingår i bilaga 1 i EU:s fågeldirektiv. Den minskar i population på grund av minskad tillgång på lämpliga bo- och födoträd och minskad födotillgång. Spillkråkans minskningstakt har uppgått till 19 (24–10) % under de senaste 15 åren. Minskningstakten för den svenska populationen bedöms vara nära gränsvärdet för Sårbar (VU) (A2bc). Skogsbruk med korta omloppstider och täta, homogena ungskogar utgör det största hotet. Spillkråka är typisk art för </w:t>
+        <w:t xml:space="preserve"> är rödlistad som nära hotad och ingår i bilaga 1 i EU:s fågeldirektiv. Den minskar i population på grund av minskad tillgång på lämpliga bo- och födoträd och minskad födotillgång. Spillkråkans minskningstakt har uppgått till 19 (24–10) % under de senaste 15 åren och bedöms vara nära gränsvärdet för Sårbar (VU) (A2bc). Spillkråka är en nyckelart i skogliga miljöer vars övergivna bohål utnyttjas av flera andra hålhäckande fågelarter och fladdermöss. Den behöver grova träd, främst tall, asp och bok som boträd. Skogsbruk med korta omloppstider och täta, homogena ungskogar utgör det största hotet. Spillkråka är typisk art för </w:t>
       </w:r>
       <w:r>
         <w:rPr>
@@ -455,7 +455,7 @@
         <w:t xml:space="preserve"> 9740 Skogsbevuxen myr </w:t>
       </w:r>
       <w:r>
-        <w:t>(SLU Artdatabanken, 2023).</w:t>
+        <w:t>(SLU Artdatabanken, 2025; Skogsstyrelsen 2016).</w:t>
       </w:r>
     </w:p>
     <w:p>
@@ -797,7 +797,7 @@
         <w:t xml:space="preserve"> 9740 Skogsbevuxen myr</w:t>
       </w:r>
       <w:r>
-        <w:t xml:space="preserve"> och ingår i bilaga 1 i EU:s fågeldirektiv. Spillkråka lever i både barr- och blandskog liksom i ren lövskog. De tätaste populationerna tenderar att finnas i äldre, variationsrik blandskog med gott om död ved och gamla träd.</w:t>
+        <w:t xml:space="preserve"> och ingår i bilaga 1 i EU:s fågeldirektiv. Spillkråka lever i både barr- och blandskog liksom i ren lövskog. De tätaste populationerna tenderar att finnas i äldre, variationsrik blandskog med gott om död ved och gamla träd. Spillkråka är en nyckelart i skogliga miljöer vars övergivna bohål utnyttjas av flera andra hålhäckande fågelarter och fladdermöss (SLU Artdatabanken, 2023; Skogsstyrelsen 2016).</w:t>
       </w:r>
     </w:p>
     <w:p>
@@ -815,7 +815,21 @@
     </w:p>
     <w:p>
       <w:r>
-        <w:t xml:space="preserve">SLU Artdatabanken, 2021. </w:t>
+        <w:t xml:space="preserve">Skogsstyrelsen, 2016. </w:t>
+      </w:r>
+      <w:r>
+        <w:rPr>
+          <w:i/>
+        </w:rPr>
+        <w:t xml:space="preserve">Vägledning för hänsyn till spillkråka. </w:t>
+      </w:r>
+      <w:r>
+        <w:t>Vägledningar och kunskapsstöd artskydd – Skogsstyrelsen.</w:t>
+      </w:r>
+    </w:p>
+    <w:p>
+      <w:r>
+        <w:t xml:space="preserve">SLU Artdatabanken, 2023. </w:t>
       </w:r>
       <w:r>
         <w:rPr>
@@ -955,7 +969,7 @@
     <w:r>
       <w:tab/>
       <w:tab/>
-      <w:t>2026-03-10</w:t>
+      <w:t>2026-03-11</w:t>
       <w:br/>
       <w:br/>
     </w:r>

--- a/klagomål/A 5800-2026 FSC-klagomål.docx
+++ b/klagomål/A 5800-2026 FSC-klagomål.docx
@@ -969,7 +969,7 @@
     <w:r>
       <w:tab/>
       <w:tab/>
-      <w:t>2026-03-11</w:t>
+      <w:t>2026-03-12</w:t>
       <w:br/>
       <w:br/>
     </w:r>

--- a/klagomål/A 5800-2026 FSC-klagomål.docx
+++ b/klagomål/A 5800-2026 FSC-klagomål.docx
@@ -969,7 +969,7 @@
     <w:r>
       <w:tab/>
       <w:tab/>
-      <w:t>2026-03-12</w:t>
+      <w:t>2026-03-13</w:t>
       <w:br/>
       <w:br/>
     </w:r>

--- a/klagomål/A 5800-2026 FSC-klagomål.docx
+++ b/klagomål/A 5800-2026 FSC-klagomål.docx
@@ -991,7 +991,7 @@
     <w:r>
       <w:tab/>
       <w:tab/>
-      <w:t>2026-04-14</w:t>
+      <w:t>2026-04-15</w:t>
       <w:br/>
       <w:br/>
     </w:r>

--- a/klagomål/A 5800-2026 FSC-klagomål.docx
+++ b/klagomål/A 5800-2026 FSC-klagomål.docx
@@ -991,7 +991,7 @@
     <w:r>
       <w:tab/>
       <w:tab/>
-      <w:t>2026-04-15</w:t>
+      <w:t>2026-04-16</w:t>
       <w:br/>
       <w:br/>
     </w:r>

--- a/klagomål/A 5800-2026 FSC-klagomål.docx
+++ b/klagomål/A 5800-2026 FSC-klagomål.docx
@@ -991,7 +991,7 @@
     <w:r>
       <w:tab/>
       <w:tab/>
-      <w:t>2026-04-16</w:t>
+      <w:t>2026-04-17</w:t>
       <w:br/>
       <w:br/>
     </w:r>

--- a/klagomål/A 5800-2026 FSC-klagomål.docx
+++ b/klagomål/A 5800-2026 FSC-klagomål.docx
@@ -991,7 +991,7 @@
     <w:r>
       <w:tab/>
       <w:tab/>
-      <w:t>2026-04-17</w:t>
+      <w:t>2026-04-18</w:t>
       <w:br/>
       <w:br/>
     </w:r>

--- a/klagomål/A 5800-2026 FSC-klagomål.docx
+++ b/klagomål/A 5800-2026 FSC-klagomål.docx
@@ -991,7 +991,7 @@
     <w:r>
       <w:tab/>
       <w:tab/>
-      <w:t>2026-04-18</w:t>
+      <w:t>2026-04-19</w:t>
       <w:br/>
       <w:br/>
     </w:r>

--- a/klagomål/A 5800-2026 FSC-klagomål.docx
+++ b/klagomål/A 5800-2026 FSC-klagomål.docx
@@ -991,7 +991,7 @@
     <w:r>
       <w:tab/>
       <w:tab/>
-      <w:t>2026-04-19</w:t>
+      <w:t>2026-04-20</w:t>
       <w:br/>
       <w:br/>
     </w:r>

--- a/klagomål/A 5800-2026 FSC-klagomål.docx
+++ b/klagomål/A 5800-2026 FSC-klagomål.docx
@@ -991,7 +991,7 @@
     <w:r>
       <w:tab/>
       <w:tab/>
-      <w:t>2026-04-20</w:t>
+      <w:t>2026-04-21</w:t>
       <w:br/>
       <w:br/>
     </w:r>

--- a/klagomål/A 5800-2026 FSC-klagomål.docx
+++ b/klagomål/A 5800-2026 FSC-klagomål.docx
@@ -991,7 +991,7 @@
     <w:r>
       <w:tab/>
       <w:tab/>
-      <w:t>2026-04-21</w:t>
+      <w:t>2026-04-22</w:t>
       <w:br/>
       <w:br/>
     </w:r>

--- a/klagomål/A 5800-2026 FSC-klagomål.docx
+++ b/klagomål/A 5800-2026 FSC-klagomål.docx
@@ -991,7 +991,7 @@
     <w:r>
       <w:tab/>
       <w:tab/>
-      <w:t>2026-04-22</w:t>
+      <w:t>2026-04-23</w:t>
       <w:br/>
       <w:br/>
     </w:r>

--- a/klagomål/A 5800-2026 FSC-klagomål.docx
+++ b/klagomål/A 5800-2026 FSC-klagomål.docx
@@ -991,7 +991,7 @@
     <w:r>
       <w:tab/>
       <w:tab/>
-      <w:t>2026-04-23</w:t>
+      <w:t>2026-04-24</w:t>
       <w:br/>
       <w:br/>
     </w:r>

--- a/klagomål/A 5800-2026 FSC-klagomål.docx
+++ b/klagomål/A 5800-2026 FSC-klagomål.docx
@@ -991,7 +991,7 @@
     <w:r>
       <w:tab/>
       <w:tab/>
-      <w:t>2026-04-24</w:t>
+      <w:t>2026-04-25</w:t>
       <w:br/>
       <w:br/>
     </w:r>

--- a/klagomål/A 5800-2026 FSC-klagomål.docx
+++ b/klagomål/A 5800-2026 FSC-klagomål.docx
@@ -991,7 +991,7 @@
     <w:r>
       <w:tab/>
       <w:tab/>
-      <w:t>2026-04-25</w:t>
+      <w:t>2026-04-26</w:t>
       <w:br/>
       <w:br/>
     </w:r>

--- a/klagomål/A 5800-2026 FSC-klagomål.docx
+++ b/klagomål/A 5800-2026 FSC-klagomål.docx
@@ -991,7 +991,7 @@
     <w:r>
       <w:tab/>
       <w:tab/>
-      <w:t>2026-04-26</w:t>
+      <w:t>2026-04-27</w:t>
       <w:br/>
       <w:br/>
     </w:r>

--- a/klagomål/A 5800-2026 FSC-klagomål.docx
+++ b/klagomål/A 5800-2026 FSC-klagomål.docx
@@ -991,7 +991,7 @@
     <w:r>
       <w:tab/>
       <w:tab/>
-      <w:t>2026-04-27</w:t>
+      <w:t>2026-04-28</w:t>
       <w:br/>
       <w:br/>
     </w:r>

--- a/klagomål/A 5800-2026 FSC-klagomål.docx
+++ b/klagomål/A 5800-2026 FSC-klagomål.docx
@@ -991,7 +991,7 @@
     <w:r>
       <w:tab/>
       <w:tab/>
-      <w:t>2026-05-16</w:t>
+      <w:t>2026-05-17</w:t>
       <w:br/>
       <w:br/>
     </w:r>

--- a/klagomål/A 5800-2026 FSC-klagomål.docx
+++ b/klagomål/A 5800-2026 FSC-klagomål.docx
@@ -991,7 +991,7 @@
     <w:r>
       <w:tab/>
       <w:tab/>
-      <w:t>2026-05-17</w:t>
+      <w:t>2026-05-18</w:t>
       <w:br/>
       <w:br/>
     </w:r>

--- a/klagomål/A 5800-2026 FSC-klagomål.docx
+++ b/klagomål/A 5800-2026 FSC-klagomål.docx
@@ -991,7 +991,7 @@
     <w:r>
       <w:tab/>
       <w:tab/>
-      <w:t>2026-05-18</w:t>
+      <w:t>2026-05-19</w:t>
       <w:br/>
       <w:br/>
     </w:r>

--- a/klagomål/A 5800-2026 FSC-klagomål.docx
+++ b/klagomål/A 5800-2026 FSC-klagomål.docx
@@ -991,7 +991,7 @@
     <w:r>
       <w:tab/>
       <w:tab/>
-      <w:t>2026-05-19</w:t>
+      <w:t>2026-05-20</w:t>
       <w:br/>
       <w:br/>
     </w:r>

--- a/klagomål/A 5800-2026 FSC-klagomål.docx
+++ b/klagomål/A 5800-2026 FSC-klagomål.docx
@@ -991,7 +991,7 @@
     <w:r>
       <w:tab/>
       <w:tab/>
-      <w:t>2026-05-20</w:t>
+      <w:t>2026-05-21</w:t>
       <w:br/>
       <w:br/>
     </w:r>

--- a/klagomål/A 5800-2026 FSC-klagomål.docx
+++ b/klagomål/A 5800-2026 FSC-klagomål.docx
@@ -991,7 +991,7 @@
     <w:r>
       <w:tab/>
       <w:tab/>
-      <w:t>2026-05-21</w:t>
+      <w:t>2026-05-22</w:t>
       <w:br/>
       <w:br/>
     </w:r>

--- a/klagomål/A 5800-2026 FSC-klagomål.docx
+++ b/klagomål/A 5800-2026 FSC-klagomål.docx
@@ -991,7 +991,7 @@
     <w:r>
       <w:tab/>
       <w:tab/>
-      <w:t>2026-05-22</w:t>
+      <w:t>2026-05-23</w:t>
       <w:br/>
       <w:br/>
     </w:r>

--- a/klagomål/A 5800-2026 FSC-klagomål.docx
+++ b/klagomål/A 5800-2026 FSC-klagomål.docx
@@ -991,7 +991,7 @@
     <w:r>
       <w:tab/>
       <w:tab/>
-      <w:t>2026-05-23</w:t>
+      <w:t>2026-05-24</w:t>
       <w:br/>
       <w:br/>
     </w:r>

--- a/klagomål/A 5800-2026 FSC-klagomål.docx
+++ b/klagomål/A 5800-2026 FSC-klagomål.docx
@@ -991,7 +991,7 @@
     <w:r>
       <w:tab/>
       <w:tab/>
-      <w:t>2026-05-24</w:t>
+      <w:t>2026-05-25</w:t>
       <w:br/>
       <w:br/>
     </w:r>

--- a/klagomål/A 5800-2026 FSC-klagomål.docx
+++ b/klagomål/A 5800-2026 FSC-klagomål.docx
@@ -991,7 +991,7 @@
     <w:r>
       <w:tab/>
       <w:tab/>
-      <w:t>2026-05-25</w:t>
+      <w:t>2026-05-26</w:t>
       <w:br/>
       <w:br/>
     </w:r>

--- a/klagomål/A 5800-2026 FSC-klagomål.docx
+++ b/klagomål/A 5800-2026 FSC-klagomål.docx
@@ -991,7 +991,7 @@
     <w:r>
       <w:tab/>
       <w:tab/>
-      <w:t>2026-05-26</w:t>
+      <w:t>2026-05-27</w:t>
       <w:br/>
       <w:br/>
     </w:r>

--- a/klagomål/A 5800-2026 FSC-klagomål.docx
+++ b/klagomål/A 5800-2026 FSC-klagomål.docx
@@ -991,7 +991,7 @@
     <w:r>
       <w:tab/>
       <w:tab/>
-      <w:t>2026-05-27</w:t>
+      <w:t>2026-05-28</w:t>
       <w:br/>
       <w:br/>
     </w:r>

--- a/klagomål/A 5800-2026 FSC-klagomål.docx
+++ b/klagomål/A 5800-2026 FSC-klagomål.docx
@@ -991,7 +991,7 @@
     <w:r>
       <w:tab/>
       <w:tab/>
-      <w:t>2026-05-28</w:t>
+      <w:t>2026-05-29</w:t>
       <w:br/>
       <w:br/>
     </w:r>

--- a/klagomål/A 5800-2026 FSC-klagomål.docx
+++ b/klagomål/A 5800-2026 FSC-klagomål.docx
@@ -991,7 +991,7 @@
     <w:r>
       <w:tab/>
       <w:tab/>
-      <w:t>2026-05-29</w:t>
+      <w:t>2026-05-30</w:t>
       <w:br/>
       <w:br/>
     </w:r>

--- a/klagomål/A 5800-2026 FSC-klagomål.docx
+++ b/klagomål/A 5800-2026 FSC-klagomål.docx
@@ -991,7 +991,7 @@
     <w:r>
       <w:tab/>
       <w:tab/>
-      <w:t>2026-05-30</w:t>
+      <w:t>2026-05-31</w:t>
       <w:br/>
       <w:br/>
     </w:r>

--- a/klagomål/A 5800-2026 FSC-klagomål.docx
+++ b/klagomål/A 5800-2026 FSC-klagomål.docx
@@ -991,7 +991,7 @@
     <w:r>
       <w:tab/>
       <w:tab/>
-      <w:t>2026-05-31</w:t>
+      <w:t>2026-06-01</w:t>
       <w:br/>
       <w:br/>
     </w:r>

--- a/klagomål/A 5800-2026 FSC-klagomål.docx
+++ b/klagomål/A 5800-2026 FSC-klagomål.docx
@@ -991,7 +991,7 @@
     <w:r>
       <w:tab/>
       <w:tab/>
-      <w:t>2026-06-01</w:t>
+      <w:t>2026-06-02</w:t>
       <w:br/>
       <w:br/>
     </w:r>

--- a/klagomål/A 5800-2026 FSC-klagomål.docx
+++ b/klagomål/A 5800-2026 FSC-klagomål.docx
@@ -991,7 +991,7 @@
     <w:r>
       <w:tab/>
       <w:tab/>
-      <w:t>2026-06-02</w:t>
+      <w:t>2026-06-03</w:t>
       <w:br/>
       <w:br/>
     </w:r>

--- a/klagomål/A 5800-2026 FSC-klagomål.docx
+++ b/klagomål/A 5800-2026 FSC-klagomål.docx
@@ -991,7 +991,7 @@
     <w:r>
       <w:tab/>
       <w:tab/>
-      <w:t>2026-06-03</w:t>
+      <w:t>2026-06-04</w:t>
       <w:br/>
       <w:br/>
     </w:r>

--- a/klagomål/A 5800-2026 FSC-klagomål.docx
+++ b/klagomål/A 5800-2026 FSC-klagomål.docx
@@ -991,7 +991,7 @@
     <w:r>
       <w:tab/>
       <w:tab/>
-      <w:t>2026-06-04</w:t>
+      <w:t>2026-06-05</w:t>
       <w:br/>
       <w:br/>
     </w:r>

--- a/klagomål/A 5800-2026 FSC-klagomål.docx
+++ b/klagomål/A 5800-2026 FSC-klagomål.docx
@@ -991,7 +991,7 @@
     <w:r>
       <w:tab/>
       <w:tab/>
-      <w:t>2026-06-05</w:t>
+      <w:t>2026-06-06</w:t>
       <w:br/>
       <w:br/>
     </w:r>

--- a/klagomål/A 5800-2026 FSC-klagomål.docx
+++ b/klagomål/A 5800-2026 FSC-klagomål.docx
@@ -991,7 +991,7 @@
     <w:r>
       <w:tab/>
       <w:tab/>
-      <w:t>2026-06-06</w:t>
+      <w:t>2026-06-07</w:t>
       <w:br/>
       <w:br/>
     </w:r>

--- a/klagomål/A 5800-2026 FSC-klagomål.docx
+++ b/klagomål/A 5800-2026 FSC-klagomål.docx
@@ -991,7 +991,7 @@
     <w:r>
       <w:tab/>
       <w:tab/>
-      <w:t>2026-06-07</w:t>
+      <w:t>2026-06-08</w:t>
       <w:br/>
       <w:br/>
     </w:r>

--- a/klagomål/A 5800-2026 FSC-klagomål.docx
+++ b/klagomål/A 5800-2026 FSC-klagomål.docx
@@ -991,7 +991,7 @@
     <w:r>
       <w:tab/>
       <w:tab/>
-      <w:t>2026-06-08</w:t>
+      <w:t>2026-06-09</w:t>
       <w:br/>
       <w:br/>
     </w:r>

--- a/klagomål/A 5800-2026 FSC-klagomål.docx
+++ b/klagomål/A 5800-2026 FSC-klagomål.docx
@@ -991,7 +991,7 @@
     <w:r>
       <w:tab/>
       <w:tab/>
-      <w:t>2026-06-09</w:t>
+      <w:t>2026-06-10</w:t>
       <w:br/>
       <w:br/>
     </w:r>

--- a/klagomål/A 5800-2026 FSC-klagomål.docx
+++ b/klagomål/A 5800-2026 FSC-klagomål.docx
@@ -991,7 +991,7 @@
     <w:r>
       <w:tab/>
       <w:tab/>
-      <w:t>2026-06-10</w:t>
+      <w:t>2026-06-11</w:t>
       <w:br/>
       <w:br/>
     </w:r>

--- a/klagomål/A 5800-2026 FSC-klagomål.docx
+++ b/klagomål/A 5800-2026 FSC-klagomål.docx
@@ -991,7 +991,7 @@
     <w:r>
       <w:tab/>
       <w:tab/>
-      <w:t>2026-06-11</w:t>
+      <w:t>2026-06-12</w:t>
       <w:br/>
       <w:br/>
     </w:r>

--- a/klagomål/A 5800-2026 FSC-klagomål.docx
+++ b/klagomål/A 5800-2026 FSC-klagomål.docx
@@ -991,7 +991,7 @@
     <w:r>
       <w:tab/>
       <w:tab/>
-      <w:t>2026-06-12</w:t>
+      <w:t>2026-06-13</w:t>
       <w:br/>
       <w:br/>
     </w:r>

--- a/klagomål/A 5800-2026 FSC-klagomål.docx
+++ b/klagomål/A 5800-2026 FSC-klagomål.docx
@@ -991,7 +991,7 @@
     <w:r>
       <w:tab/>
       <w:tab/>
-      <w:t>2026-06-13</w:t>
+      <w:t>2026-06-14</w:t>
       <w:br/>
       <w:br/>
     </w:r>

--- a/klagomål/A 5800-2026 FSC-klagomål.docx
+++ b/klagomål/A 5800-2026 FSC-klagomål.docx
@@ -991,7 +991,7 @@
     <w:r>
       <w:tab/>
       <w:tab/>
-      <w:t>2026-06-15</w:t>
+      <w:t>2026-06-16</w:t>
       <w:br/>
       <w:br/>
     </w:r>

--- a/klagomål/A 5800-2026 FSC-klagomål.docx
+++ b/klagomål/A 5800-2026 FSC-klagomål.docx
@@ -991,7 +991,7 @@
     <w:r>
       <w:tab/>
       <w:tab/>
-      <w:t>2026-06-16</w:t>
+      <w:t>2026-06-17</w:t>
       <w:br/>
       <w:br/>
     </w:r>

--- a/klagomål/A 5800-2026 FSC-klagomål.docx
+++ b/klagomål/A 5800-2026 FSC-klagomål.docx
@@ -1,6 +1,6 @@
 
 <file path=word/document.xml><?xml version="1.0" encoding="utf-8"?>
-<w:document xmlns:wpc="http://schemas.microsoft.com/office/word/2010/wordprocessingCanvas" xmlns:cx="http://schemas.microsoft.com/office/drawing/2014/chartex" xmlns:cx1="http://schemas.microsoft.com/office/drawing/2015/9/8/chartex" xmlns:cx2="http://schemas.microsoft.com/office/drawing/2015/10/21/chartex" xmlns:cx3="http://schemas.microsoft.com/office/drawing/2016/5/9/chartex" xmlns:cx4="http://schemas.microsoft.com/office/drawing/2016/5/10/chartex" xmlns:cx5="http://schemas.microsoft.com/office/drawing/2016/5/11/chartex" xmlns:cx6="http://schemas.microsoft.com/office/drawing/2016/5/12/chartex" xmlns:cx7="http://schemas.microsoft.com/office/drawing/2016/5/13/chartex" xmlns:cx8="http://schemas.microsoft.com/office/drawing/2016/5/14/chartex" xmlns:mc="http://schemas.openxmlformats.org/markup-compatibility/2006" xmlns:aink="http://schemas.microsoft.com/office/drawing/2016/ink" xmlns:am3d="http://schemas.microsoft.com/office/drawing/2017/model3d" xmlns:o="urn:schemas-microsoft-com:office:office" xmlns:oel="http://schemas.microsoft.com/office/2019/extlst" xmlns:r="http://schemas.openxmlformats.org/officeDocument/2006/relationships" xmlns:m="http://schemas.openxmlformats.org/officeDocument/2006/math" xmlns:v="urn:schemas-microsoft-com:vml" xmlns:wp14="http://schemas.microsoft.com/office/word/2010/wordprocessingDrawing" xmlns:wp="http://schemas.openxmlformats.org/drawingml/2006/wordprocessingDrawing" xmlns:w10="urn:schemas-microsoft-com:office:word" xmlns:w="http://schemas.openxmlformats.org/wordprocessingml/2006/main" xmlns:w14="http://schemas.microsoft.com/office/word/2010/wordml" xmlns:w15="http://schemas.microsoft.com/office/word/2012/wordml" xmlns:w16cex="http://schemas.microsoft.com/office/word/2018/wordml/cex" xmlns:w16cid="http://schemas.microsoft.com/office/word/2016/wordml/cid" xmlns:w16="http://schemas.microsoft.com/office/word/2018/wordml" xmlns:w16sdtdh="http://schemas.microsoft.com/office/word/2020/wordml/sdtdatahash" xmlns:w16se="http://schemas.microsoft.com/office/word/2015/wordml/symex" xmlns:wpg="http://schemas.microsoft.com/office/word/2010/wordprocessingGroup" xmlns:wpi="http://schemas.microsoft.com/office/word/2010/wordprocessingInk" xmlns:wne="http://schemas.microsoft.com/office/word/2006/wordml" xmlns:wps="http://schemas.microsoft.com/office/word/2010/wordprocessingShape" mc:Ignorable="w14 w15 w16se w16cid w16 w16cex w16sdtdh wp14">
+<w:document xmlns:wpc="http://schemas.microsoft.com/office/word/2010/wordprocessingCanvas" xmlns:cx="http://schemas.microsoft.com/office/drawing/2014/chartex" xmlns:cx1="http://schemas.microsoft.com/office/drawing/2015/9/8/chartex" xmlns:cx2="http://schemas.microsoft.com/office/drawing/2015/10/21/chartex" xmlns:cx3="http://schemas.microsoft.com/office/drawing/2016/5/9/chartex" xmlns:cx4="http://schemas.microsoft.com/office/drawing/2016/5/10/chartex" xmlns:cx5="http://schemas.microsoft.com/office/drawing/2016/5/11/chartex" xmlns:cx6="http://schemas.microsoft.com/office/drawing/2016/5/12/chartex" xmlns:cx7="http://schemas.microsoft.com/office/drawing/2016/5/13/chartex" xmlns:cx8="http://schemas.microsoft.com/office/drawing/2016/5/14/chartex" xmlns:mc="http://schemas.openxmlformats.org/markup-compatibility/2006" xmlns:aink="http://schemas.microsoft.com/office/drawing/2016/ink" xmlns:am3d="http://schemas.microsoft.com/office/drawing/2017/model3d" xmlns:o="urn:schemas-microsoft-com:office:office" xmlns:oel="http://schemas.microsoft.com/office/2019/extlst" xmlns:r="http://schemas.openxmlformats.org/officeDocument/2006/relationships" xmlns:m="http://schemas.openxmlformats.org/officeDocument/2006/math" xmlns:v="urn:schemas-microsoft-com:vml" xmlns:wp14="http://schemas.microsoft.com/office/word/2010/wordprocessingDrawing" xmlns:wp="http://schemas.openxmlformats.org/drawingml/2006/wordprocessingDrawing" xmlns:w10="urn:schemas-microsoft-com:office:word" xmlns:w="http://schemas.openxmlformats.org/wordprocessingml/2006/main" xmlns:w14="http://schemas.microsoft.com/office/word/2010/wordml" xmlns:w15="http://schemas.microsoft.com/office/word/2012/wordml" xmlns:w16cex="http://schemas.microsoft.com/office/word/2018/wordml/cex" xmlns:w16cid="http://schemas.microsoft.com/office/word/2016/wordml/cid" xmlns:w16="http://schemas.microsoft.com/office/word/2018/wordml" xmlns:w16du="http://schemas.microsoft.com/office/word/2023/wordml/word16du" xmlns:w16sdtdh="http://schemas.microsoft.com/office/word/2020/wordml/sdtdatahash" xmlns:w16sdtfl="http://schemas.microsoft.com/office/word/2024/wordml/sdtformatlock" xmlns:w16se="http://schemas.microsoft.com/office/word/2015/wordml/symex" xmlns:wpg="http://schemas.microsoft.com/office/word/2010/wordprocessingGroup" xmlns:wpi="http://schemas.microsoft.com/office/word/2010/wordprocessingInk" xmlns:wne="http://schemas.microsoft.com/office/word/2006/wordml" xmlns:wps="http://schemas.microsoft.com/office/word/2010/wordprocessingShape" mc:Ignorable="w14 w15 w16se w16cid w16 w16cex w16sdtdh w16sdtfl w16du wp14">
   <w:body>
     <w:p>
       <w:r>
@@ -168,7 +168,7 @@
     </w:p>
     <w:p>
       <w:r>
-        <w:t>Detta dokument behandlar höga naturvärden i avverkningsanmälan A 5800-2026 i Degerfors kommun. Denna avverkningsanmälan inkom 2026-01-29 17:27:32 och omfattar 17,7 ha.</w:t>
+        <w:t>Detta dokument behandlar höga naturvärden i avverkningsanmälan A 5800-2026 i Degerfors kommun som inkom 2026-01-29 och omfattar 17,7 ha.</w:t>
       </w:r>
     </w:p>
     <w:p>
@@ -191,12 +191,15 @@
     </w:p>
     <w:p>
       <w:r>
-        <w:t>I avverkningsanmälan har följande 12 naturvårdsarter hittats: ask (EN), spillkråka (NT, §4), bronshjon (S), grönpyrola (S), stubbspretmossa (S), svart trolldruva (S), vedticka (S), västlig hakmossa (S), vågbandad barkbock (S), grönvit nattviol (§8), blåsippa (§9) och revlummer (§9). Av dessa är 2 rödlistade. För rödlistade arter har rödlistekategorin angivits inom parentes. Arter som är signalarter enligt Skogsstyrelsen har markerats med (S). För fridlysta arter anges även paragrafen i Artskyddsförordningen som arten är fridlyst enligt.</w:t>
+        <w:t>I och inom 25 meter från avverkningsanmälan har följande 14 naturvårdsarter hittats: ask (EN), gullpudra (NT, T), rynkskinn (NT, T), bronshjon (S, T), grönpyrola (S, T), stubbspretmossa (S, T), svart trolldruva (S, T), vedticka (S, T), västlig hakmossa (S), vågbandad barkbock (S), blåsippa (T, §9), spillkråka (T, §4), grönvit nattviol (§8) och revlummer (§9). Av dessa är 3 rödlistade. För rödlistade arter har rödlistekategorin angivits inom parentes. Arter som är signalarter enligt Skogsstyrelsen har markerats med (S). Typiska arter inom Natura 2000 som är kopplade till skogsekosystem har markerats med (T). För fridlysta arter anges även paragrafen i Artskyddsförordningen som arten är fridlyst enligt.</w:t>
       </w:r>
     </w:p>
     <w:p>
       <w:r>
-        <w:t>De påträffade naturvårdsarterna är ett tydligt kvitto på att detta rör sig om en skog med höga naturvärden. I Figur 1 visas en karta över det avverkningsanmälda området, där samtliga fyndplatser för naturvårdsarter som finns registrerade på Artportalen har markerats.</w:t>
+        <w:t>De påträffade naturvårdsarterna är ett tydligt kvitto på att det rör sig om en skog med höga naturvärden.</w:t>
+      </w:r>
+      <w:r>
+        <w:t xml:space="preserve"> I Figur 1 visas fyndplatser för naturvårdsarter i området, som finns registrerade på Artportalen.</w:t>
       </w:r>
     </w:p>
     <w:p>
@@ -206,7 +209,7 @@
       <w:r>
         <w:drawing>
           <wp:inline xmlns:a="http://schemas.openxmlformats.org/drawingml/2006/main" xmlns:pic="http://schemas.openxmlformats.org/drawingml/2006/picture">
-            <wp:extent cx="5486400" cy="4527447"/>
+            <wp:extent cx="5486400" cy="4449672"/>
             <wp:docPr id="1" name="Picture 1"/>
             <wp:cNvGraphicFramePr>
               <a:graphicFrameLocks noChangeAspect="1"/>
@@ -227,7 +230,7 @@
                   <pic:spPr>
                     <a:xfrm>
                       <a:off x="0" y="0"/>
-                      <a:ext cx="5486400" cy="4527447"/>
+                      <a:ext cx="5486400" cy="4449672"/>
                     </a:xfrm>
                     <a:prstGeom prst="rect"/>
                   </pic:spPr>
@@ -241,9 +244,108 @@
     <w:p>
       <w:pPr>
         <w:pStyle w:val="Caption"/>
+        <w:spacing w:after="240"/>
       </w:pPr>
       <w:r>
-        <w:t>Figur 1. Fyndplatser för naturvårdsarter i det avverkningsanmälda området (röd linje). Markörer utan svart kant är placerade på fyndplatsen. Markörer med svart kant är placerade vid sidan av fyndplatsen och har ett svart streck som visar fyndplatsens exakta position. Kartans mittpunktskoordinat är N 6572675, E 467204 i SWEREF 99 TM.</w:t>
+        <w:t>Figur 1. Fyndplatser för naturvårdsarter i och inom 25 meter från avverkningsanmälan (röd linje). Markörer utan svart kant är placerade på fyndplatsen. Markörer med svart kant är placerade vid sidan av fyndplatsen och har ett svart streck som visar fyndplatsens exakta position. Kartans mittpunktskoordinat är N 6572675, E 467204 i SWEREF 99 TM.</w:t>
+      </w:r>
+    </w:p>
+    <w:p>
+      <w:pPr>
+        <w:pStyle w:val="Heading2"/>
+      </w:pPr>
+      <w:r>
+        <w:t>Fridlysta arter</w:t>
+      </w:r>
+    </w:p>
+    <w:p>
+      <w:r>
+        <w:t>Följande fridlysta arter har sina livsmiljöer och växtplatser i den avverkningsanmälda skogen: blåsippa (T, §9), spillkråka (T, §4), grönvit nattviol (§8) och revlummer (§9).</w:t>
+      </w:r>
+    </w:p>
+    <w:p>
+      <w:r>
+        <w:t xml:space="preserve">Observera att medlemsländerna är skyldiga att agera i enlighet med EU:s fågeldirektiv där det uttryckligen står att direktivet gäller för fåglar samt för deras ägg, bon och </w:t>
+      </w:r>
+      <w:r>
+        <w:rPr>
+          <w:b/>
+        </w:rPr>
+        <w:t xml:space="preserve">livsmiljöer </w:t>
+      </w:r>
+      <w:r>
+        <w:t>(artikel 1). Vidare att de åtgärder som vidtas inte får leda till en försämring av den nuvarande situationen beträffande bevarandet av de fågelarter som avses i artikel 1 (artikel 13). Fågeldirektivet är styrande för tillsynsansvariga myndigheters ärendehantering, ställningstaganden och beslutsfattande.</w:t>
+      </w:r>
+    </w:p>
+    <w:p>
+      <w:r>
+        <w:rPr>
+          <w:b/>
+        </w:rPr>
+        <w:t>Blåsippa (§9)</w:t>
+      </w:r>
+      <w:r>
+        <w:t xml:space="preserve"> är typisk art för </w:t>
+      </w:r>
+      <w:r>
+        <w:rPr>
+          <w:i/>
+        </w:rPr>
+        <w:t>9050 Näringsrik granskog, 9020 Nordlig ädellövskog</w:t>
+      </w:r>
+      <w:r>
+        <w:t xml:space="preserve"> och </w:t>
+      </w:r>
+      <w:r>
+        <w:rPr>
+          <w:i/>
+        </w:rPr>
+        <w:t>8240 Karsthällmarker</w:t>
+      </w:r>
+      <w:r>
+        <w:t xml:space="preserve"> (SLU Artdatabanken, 2025).</w:t>
+      </w:r>
+    </w:p>
+    <w:p>
+      <w:r>
+        <w:rPr>
+          <w:b/>
+        </w:rPr>
+        <w:t>Spillkråka (§4)</w:t>
+      </w:r>
+      <w:r>
+        <w:t xml:space="preserve"> omfattas av bilaga 1 i EU:s fågeldirektiv och är typisk art för </w:t>
+      </w:r>
+      <w:r>
+        <w:rPr>
+          <w:i/>
+        </w:rPr>
+        <w:t xml:space="preserve">9010 Taiga </w:t>
+      </w:r>
+      <w:r>
+        <w:t>och</w:t>
+      </w:r>
+      <w:r>
+        <w:rPr>
+          <w:i/>
+        </w:rPr>
+        <w:t xml:space="preserve"> 9740 Skogsbevuxen myr</w:t>
+      </w:r>
+      <w:r>
+        <w:t>. Den behöver grova träd, främst tall, asp och bok som boträd. Skogsbruk med korta omloppstider och täta, homogena ungskogar utgör det största hotet. Spillkråka är en nyckelart i skogliga miljöer vars övergivna bohål utnyttjas av flera andra hålhäckande fågelarter och fladdermöss, däribland pärluggla (EN, §4), knipa (§4), salskrake (§4) och skogsduva (§4). Hökuggla (VU, §4) och slaguggla (§4) häckar ofta i högstubbar som brutits av i höjd med ett gammalt spillkråkebo (SLU Artdatabanken, 2026; Skogsstyrelsen, 2016).</w:t>
+      </w:r>
+    </w:p>
+    <w:p>
+      <w:r>
+        <w:t>I BILAGA 1 finns mer detaljerad information om ekologi samt krav på livsmiljö hos fridlysta arter.</w:t>
+      </w:r>
+    </w:p>
+    <w:p>
+      <w:pPr>
+        <w:pStyle w:val="Heading2"/>
+      </w:pPr>
+      <w:r>
+        <w:t>Övriga naturvårdsarter</w:t>
       </w:r>
     </w:p>
     <w:p>
@@ -304,6 +406,64 @@
       </w:r>
       <w:r>
         <w:t>(Nitare &amp; Skogsstyrelsen, 2019; SLU Artdatabanken, 2025).</w:t>
+      </w:r>
+    </w:p>
+    <w:p>
+      <w:r>
+        <w:rPr>
+          <w:b/>
+        </w:rPr>
+        <w:t>Gullpudra (NT)</w:t>
+      </w:r>
+      <w:r>
+        <w:t xml:space="preserve"> växer sparsamt främst i källpåverkad sumpskog i södra och mellersta Sverige norrut till Jämtland-Västernorrland. Kommer in på rödlistan för första gången 2025 till följd av en stark minskning (&gt;50%) i Riksskogstaxeringens data. Minskningstakten överstiger gränsvärdet för Starkt hotad (EN) enligt A-kriteriet.  Då minskningen har en stor osäkerhet så nedgraderas rödlistekategorin två steg till Nära hotad. Gullpudra är typisk art för </w:t>
+      </w:r>
+      <w:r>
+        <w:rPr>
+          <w:i/>
+        </w:rPr>
+        <w:t xml:space="preserve">9080 Lövsumpskog, 7160 Källor och källkärr </w:t>
+      </w:r>
+      <w:r>
+        <w:t>och</w:t>
+      </w:r>
+      <w:r>
+        <w:rPr>
+          <w:i/>
+        </w:rPr>
+        <w:t xml:space="preserve"> 7310 Aapamyrar</w:t>
+      </w:r>
+      <w:r>
+        <w:t xml:space="preserve"> (SLU Artdatabanken, 2026).</w:t>
+      </w:r>
+    </w:p>
+    <w:p>
+      <w:r>
+        <w:rPr>
+          <w:b/>
+        </w:rPr>
+        <w:t>Rynkskinn (NT)</w:t>
+      </w:r>
+      <w:r>
+        <w:t xml:space="preserve"> är en vednedbrytare som växer på grova granlågor och ingår i en karaktäristisk association av vedsvampar knutna till urskogsartade barrskogar. Den har klassificerats som en “urskogsindikator” och är placerad i toppen av Skogsstyrelsens värdepyramid för bedömning av skog med höga naturvärden. Allt tyder på att rynkskinn är mycket känslig för skogliga ingrepp och lokalerna, som oftast har höga biologiska kvaliteter, bör lämnas till fri utveckling. Rynkskinn är typisk art för </w:t>
+      </w:r>
+      <w:r>
+        <w:rPr>
+          <w:i/>
+        </w:rPr>
+        <w:t xml:space="preserve">9010 Taiga, 9050 Näringsrik granskog </w:t>
+      </w:r>
+      <w:r>
+        <w:t>och</w:t>
+      </w:r>
+      <w:r>
+        <w:rPr>
+          <w:i/>
+        </w:rPr>
+        <w:t xml:space="preserve"> 9030 Landhöjningsskog</w:t>
+      </w:r>
+      <w:r>
+        <w:t xml:space="preserve"> (Nitare &amp; Skogsstyrelsen, 2019; SLU Artdatabanken, 2026).</w:t>
       </w:r>
     </w:p>
     <w:p>
@@ -400,96 +560,6 @@
         <w:pStyle w:val="Heading1"/>
       </w:pPr>
       <w:r>
-        <w:t>Fridlysta arter</w:t>
-      </w:r>
-    </w:p>
-    <w:p>
-      <w:r>
-        <w:t>Följande fridlysta arter har sina livsmiljöer och växtplatser i den avverkningsanmälda skogen: spillkråka (NT, §4), grönvit nattviol (§8), blåsippa (§9) och revlummer (§9).</w:t>
-      </w:r>
-    </w:p>
-    <w:p>
-      <w:r>
-        <w:t xml:space="preserve">Observera att medlemsländerna är skyldiga att agera i enlighet med EU:s fågeldirektiv där det uttryckligen står att direktivet gäller för fåglar samt för deras ägg, bon och </w:t>
-      </w:r>
-      <w:r>
-        <w:rPr>
-          <w:b/>
-        </w:rPr>
-        <w:t xml:space="preserve">livsmiljöer </w:t>
-      </w:r>
-      <w:r>
-        <w:t>(artikel 1). Vidare att de åtgärder som vidtas inte får leda till en försämring av den nuvarande situationen beträffande bevarandet av de fågelarter som avses i artikel 1 (artikel 13). Fågeldirektivet är styrande för tillsynsansvariga myndigheters ärendehantering, ställningstaganden och beslutsfattande.</w:t>
-      </w:r>
-    </w:p>
-    <w:p>
-      <w:r>
-        <w:rPr>
-          <w:b/>
-        </w:rPr>
-        <w:t>Blåsippa (§9)</w:t>
-      </w:r>
-      <w:r>
-        <w:t xml:space="preserve"> är typisk art för </w:t>
-      </w:r>
-      <w:r>
-        <w:rPr>
-          <w:i/>
-        </w:rPr>
-        <w:t>9050 Näringsrik granskog, 9020 Nordlig ädellövskog</w:t>
-      </w:r>
-      <w:r>
-        <w:t xml:space="preserve"> och </w:t>
-      </w:r>
-      <w:r>
-        <w:rPr>
-          <w:i/>
-        </w:rPr>
-        <w:t>8240 Karsthällmarker</w:t>
-      </w:r>
-      <w:r>
-        <w:t xml:space="preserve"> (SLU Artdatabanken, 2025).</w:t>
-      </w:r>
-    </w:p>
-    <w:p>
-      <w:r>
-        <w:rPr>
-          <w:b/>
-        </w:rPr>
-        <w:t>Spillkråka (§4)</w:t>
-      </w:r>
-      <w:r>
-        <w:t xml:space="preserve"> omfattas av bilaga 1 i EU:s fågeldirektiv och är typisk art för </w:t>
-      </w:r>
-      <w:r>
-        <w:rPr>
-          <w:i/>
-        </w:rPr>
-        <w:t xml:space="preserve">9010 Taiga </w:t>
-      </w:r>
-      <w:r>
-        <w:t>och</w:t>
-      </w:r>
-      <w:r>
-        <w:rPr>
-          <w:i/>
-        </w:rPr>
-        <w:t xml:space="preserve"> 9740 Skogsbevuxen myr</w:t>
-      </w:r>
-      <w:r>
-        <w:t>. Den behöver grova träd, främst tall, asp och bok som boträd. Skogsbruk med korta omloppstider och täta, homogena ungskogar utgör det största hotet. Spillkråka är en nyckelart i skogliga miljöer vars övergivna bohål utnyttjas av flera andra hålhäckande fågelarter och fladdermöss, däribland pärluggla (EN, §4), knipa (§4), salskrake (§4) och skogsduva (§4). Hökuggla (VU, §4) och slaguggla (§4) häckar ofta i högstubbar som brutits av i höjd med ett gammalt spillkråkebo (SLU Artdatabanken, 2026; Skogsstyrelsen, 2016).</w:t>
-      </w:r>
-    </w:p>
-    <w:p>
-      <w:r>
-        <w:t>I BILAGA 1 finns mer detaljerad information om ekologi samt krav på livsmiljö hos fridlysta arter.</w:t>
-      </w:r>
-    </w:p>
-    <w:p>
-      <w:pPr>
-        <w:pStyle w:val="Heading1"/>
-      </w:pPr>
-      <w:r>
         <w:t>Certifiering</w:t>
       </w:r>
     </w:p>
@@ -591,7 +661,7 @@
         <w:rPr>
           <w:i/>
         </w:rPr>
-        <w:t>I det avverkningsanmälda skogsområdet har 12 naturvårdsarter varav 2 rödlistade arter sina livsmiljöer och växtplatser.</w:t>
+        <w:t>I det avverkningsanmälda skogsområdet har 14 naturvårdsarter varav 3 rödlistade arter sina livsmiljöer och växtplatser.</w:t>
       </w:r>
     </w:p>
     <w:p>
@@ -881,7 +951,7 @@
 </file>
 
 <file path=word/endnotes.xml><?xml version="1.0" encoding="utf-8"?>
-<w:endnotes xmlns:wpc="http://schemas.microsoft.com/office/word/2010/wordprocessingCanvas" xmlns:cx="http://schemas.microsoft.com/office/drawing/2014/chartex" xmlns:cx1="http://schemas.microsoft.com/office/drawing/2015/9/8/chartex" xmlns:cx2="http://schemas.microsoft.com/office/drawing/2015/10/21/chartex" xmlns:cx3="http://schemas.microsoft.com/office/drawing/2016/5/9/chartex" xmlns:cx4="http://schemas.microsoft.com/office/drawing/2016/5/10/chartex" xmlns:cx5="http://schemas.microsoft.com/office/drawing/2016/5/11/chartex" xmlns:cx6="http://schemas.microsoft.com/office/drawing/2016/5/12/chartex" xmlns:cx7="http://schemas.microsoft.com/office/drawing/2016/5/13/chartex" xmlns:cx8="http://schemas.microsoft.com/office/drawing/2016/5/14/chartex" xmlns:mc="http://schemas.openxmlformats.org/markup-compatibility/2006" xmlns:aink="http://schemas.microsoft.com/office/drawing/2016/ink" xmlns:am3d="http://schemas.microsoft.com/office/drawing/2017/model3d" xmlns:o="urn:schemas-microsoft-com:office:office" xmlns:oel="http://schemas.microsoft.com/office/2019/extlst" xmlns:r="http://schemas.openxmlformats.org/officeDocument/2006/relationships" xmlns:m="http://schemas.openxmlformats.org/officeDocument/2006/math" xmlns:v="urn:schemas-microsoft-com:vml" xmlns:wp14="http://schemas.microsoft.com/office/word/2010/wordprocessingDrawing" xmlns:wp="http://schemas.openxmlformats.org/drawingml/2006/wordprocessingDrawing" xmlns:w10="urn:schemas-microsoft-com:office:word" xmlns:w="http://schemas.openxmlformats.org/wordprocessingml/2006/main" xmlns:w14="http://schemas.microsoft.com/office/word/2010/wordml" xmlns:w15="http://schemas.microsoft.com/office/word/2012/wordml" xmlns:w16cex="http://schemas.microsoft.com/office/word/2018/wordml/cex" xmlns:w16cid="http://schemas.microsoft.com/office/word/2016/wordml/cid" xmlns:w16="http://schemas.microsoft.com/office/word/2018/wordml" xmlns:w16sdtdh="http://schemas.microsoft.com/office/word/2020/wordml/sdtdatahash" xmlns:w16se="http://schemas.microsoft.com/office/word/2015/wordml/symex" xmlns:wpg="http://schemas.microsoft.com/office/word/2010/wordprocessingGroup" xmlns:wpi="http://schemas.microsoft.com/office/word/2010/wordprocessingInk" xmlns:wne="http://schemas.microsoft.com/office/word/2006/wordml" xmlns:wps="http://schemas.microsoft.com/office/word/2010/wordprocessingShape" mc:Ignorable="w14 w15 w16se w16cid w16 w16cex w16sdtdh wp14">
+<w:endnotes xmlns:wpc="http://schemas.microsoft.com/office/word/2010/wordprocessingCanvas" xmlns:cx="http://schemas.microsoft.com/office/drawing/2014/chartex" xmlns:cx1="http://schemas.microsoft.com/office/drawing/2015/9/8/chartex" xmlns:cx2="http://schemas.microsoft.com/office/drawing/2015/10/21/chartex" xmlns:cx3="http://schemas.microsoft.com/office/drawing/2016/5/9/chartex" xmlns:cx4="http://schemas.microsoft.com/office/drawing/2016/5/10/chartex" xmlns:cx5="http://schemas.microsoft.com/office/drawing/2016/5/11/chartex" xmlns:cx6="http://schemas.microsoft.com/office/drawing/2016/5/12/chartex" xmlns:cx7="http://schemas.microsoft.com/office/drawing/2016/5/13/chartex" xmlns:cx8="http://schemas.microsoft.com/office/drawing/2016/5/14/chartex" xmlns:mc="http://schemas.openxmlformats.org/markup-compatibility/2006" xmlns:aink="http://schemas.microsoft.com/office/drawing/2016/ink" xmlns:am3d="http://schemas.microsoft.com/office/drawing/2017/model3d" xmlns:o="urn:schemas-microsoft-com:office:office" xmlns:oel="http://schemas.microsoft.com/office/2019/extlst" xmlns:r="http://schemas.openxmlformats.org/officeDocument/2006/relationships" xmlns:m="http://schemas.openxmlformats.org/officeDocument/2006/math" xmlns:v="urn:schemas-microsoft-com:vml" xmlns:wp14="http://schemas.microsoft.com/office/word/2010/wordprocessingDrawing" xmlns:wp="http://schemas.openxmlformats.org/drawingml/2006/wordprocessingDrawing" xmlns:w10="urn:schemas-microsoft-com:office:word" xmlns:w="http://schemas.openxmlformats.org/wordprocessingml/2006/main" xmlns:w14="http://schemas.microsoft.com/office/word/2010/wordml" xmlns:w15="http://schemas.microsoft.com/office/word/2012/wordml" xmlns:w16cex="http://schemas.microsoft.com/office/word/2018/wordml/cex" xmlns:w16cid="http://schemas.microsoft.com/office/word/2016/wordml/cid" xmlns:w16="http://schemas.microsoft.com/office/word/2018/wordml" xmlns:w16du="http://schemas.microsoft.com/office/word/2023/wordml/word16du" xmlns:w16sdtdh="http://schemas.microsoft.com/office/word/2020/wordml/sdtdatahash" xmlns:w16sdtfl="http://schemas.microsoft.com/office/word/2024/wordml/sdtformatlock" xmlns:w16se="http://schemas.microsoft.com/office/word/2015/wordml/symex" xmlns:wpg="http://schemas.microsoft.com/office/word/2010/wordprocessingGroup" xmlns:wpi="http://schemas.microsoft.com/office/word/2010/wordprocessingInk" xmlns:wne="http://schemas.microsoft.com/office/word/2006/wordml" xmlns:wps="http://schemas.microsoft.com/office/word/2010/wordprocessingShape" mc:Ignorable="w14 w15 w16se w16cid w16 w16cex w16sdtdh w16sdtfl w16du wp14">
   <w:endnote w:type="separator" w:id="-1">
     <w:p>
       <w:pPr>
@@ -906,7 +976,7 @@
 </file>
 
 <file path=word/footer1.xml><?xml version="1.0" encoding="utf-8"?>
-<w:ftr xmlns:wpc="http://schemas.microsoft.com/office/word/2010/wordprocessingCanvas" xmlns:cx="http://schemas.microsoft.com/office/drawing/2014/chartex" xmlns:cx1="http://schemas.microsoft.com/office/drawing/2015/9/8/chartex" xmlns:cx2="http://schemas.microsoft.com/office/drawing/2015/10/21/chartex" xmlns:cx3="http://schemas.microsoft.com/office/drawing/2016/5/9/chartex" xmlns:cx4="http://schemas.microsoft.com/office/drawing/2016/5/10/chartex" xmlns:cx5="http://schemas.microsoft.com/office/drawing/2016/5/11/chartex" xmlns:cx6="http://schemas.microsoft.com/office/drawing/2016/5/12/chartex" xmlns:cx7="http://schemas.microsoft.com/office/drawing/2016/5/13/chartex" xmlns:cx8="http://schemas.microsoft.com/office/drawing/2016/5/14/chartex" xmlns:mc="http://schemas.openxmlformats.org/markup-compatibility/2006" xmlns:aink="http://schemas.microsoft.com/office/drawing/2016/ink" xmlns:am3d="http://schemas.microsoft.com/office/drawing/2017/model3d" xmlns:o="urn:schemas-microsoft-com:office:office" xmlns:oel="http://schemas.microsoft.com/office/2019/extlst" xmlns:r="http://schemas.openxmlformats.org/officeDocument/2006/relationships" xmlns:m="http://schemas.openxmlformats.org/officeDocument/2006/math" xmlns:v="urn:schemas-microsoft-com:vml" xmlns:wp14="http://schemas.microsoft.com/office/word/2010/wordprocessingDrawing" xmlns:wp="http://schemas.openxmlformats.org/drawingml/2006/wordprocessingDrawing" xmlns:w10="urn:schemas-microsoft-com:office:word" xmlns:w="http://schemas.openxmlformats.org/wordprocessingml/2006/main" xmlns:w14="http://schemas.microsoft.com/office/word/2010/wordml" xmlns:w15="http://schemas.microsoft.com/office/word/2012/wordml" xmlns:w16cex="http://schemas.microsoft.com/office/word/2018/wordml/cex" xmlns:w16cid="http://schemas.microsoft.com/office/word/2016/wordml/cid" xmlns:w16="http://schemas.microsoft.com/office/word/2018/wordml" xmlns:w16sdtdh="http://schemas.microsoft.com/office/word/2020/wordml/sdtdatahash" xmlns:w16se="http://schemas.microsoft.com/office/word/2015/wordml/symex" xmlns:wpg="http://schemas.microsoft.com/office/word/2010/wordprocessingGroup" xmlns:wpi="http://schemas.microsoft.com/office/word/2010/wordprocessingInk" xmlns:wne="http://schemas.microsoft.com/office/word/2006/wordml" xmlns:wps="http://schemas.microsoft.com/office/word/2010/wordprocessingShape" mc:Ignorable="w14 w15 w16se w16cid w16 w16cex w16sdtdh wp14">
+<w:ftr xmlns:wpc="http://schemas.microsoft.com/office/word/2010/wordprocessingCanvas" xmlns:cx="http://schemas.microsoft.com/office/drawing/2014/chartex" xmlns:cx1="http://schemas.microsoft.com/office/drawing/2015/9/8/chartex" xmlns:cx2="http://schemas.microsoft.com/office/drawing/2015/10/21/chartex" xmlns:cx3="http://schemas.microsoft.com/office/drawing/2016/5/9/chartex" xmlns:cx4="http://schemas.microsoft.com/office/drawing/2016/5/10/chartex" xmlns:cx5="http://schemas.microsoft.com/office/drawing/2016/5/11/chartex" xmlns:cx6="http://schemas.microsoft.com/office/drawing/2016/5/12/chartex" xmlns:cx7="http://schemas.microsoft.com/office/drawing/2016/5/13/chartex" xmlns:cx8="http://schemas.microsoft.com/office/drawing/2016/5/14/chartex" xmlns:mc="http://schemas.openxmlformats.org/markup-compatibility/2006" xmlns:aink="http://schemas.microsoft.com/office/drawing/2016/ink" xmlns:am3d="http://schemas.microsoft.com/office/drawing/2017/model3d" xmlns:o="urn:schemas-microsoft-com:office:office" xmlns:oel="http://schemas.microsoft.com/office/2019/extlst" xmlns:r="http://schemas.openxmlformats.org/officeDocument/2006/relationships" xmlns:m="http://schemas.openxmlformats.org/officeDocument/2006/math" xmlns:v="urn:schemas-microsoft-com:vml" xmlns:wp14="http://schemas.microsoft.com/office/word/2010/wordprocessingDrawing" xmlns:wp="http://schemas.openxmlformats.org/drawingml/2006/wordprocessingDrawing" xmlns:w10="urn:schemas-microsoft-com:office:word" xmlns:w="http://schemas.openxmlformats.org/wordprocessingml/2006/main" xmlns:w14="http://schemas.microsoft.com/office/word/2010/wordml" xmlns:w15="http://schemas.microsoft.com/office/word/2012/wordml" xmlns:w16cex="http://schemas.microsoft.com/office/word/2018/wordml/cex" xmlns:w16cid="http://schemas.microsoft.com/office/word/2016/wordml/cid" xmlns:w16="http://schemas.microsoft.com/office/word/2018/wordml" xmlns:w16du="http://schemas.microsoft.com/office/word/2023/wordml/word16du" xmlns:w16sdtdh="http://schemas.microsoft.com/office/word/2020/wordml/sdtdatahash" xmlns:w16sdtfl="http://schemas.microsoft.com/office/word/2024/wordml/sdtformatlock" xmlns:w16se="http://schemas.microsoft.com/office/word/2015/wordml/symex" xmlns:wpg="http://schemas.microsoft.com/office/word/2010/wordprocessingGroup" xmlns:wpi="http://schemas.microsoft.com/office/word/2010/wordprocessingInk" xmlns:wne="http://schemas.microsoft.com/office/word/2006/wordml" xmlns:wps="http://schemas.microsoft.com/office/word/2010/wordprocessingShape" mc:Ignorable="w14 w15 w16se w16cid w16 w16cex w16sdtdh w16sdtfl w16du wp14">
   <w:p>
     <w:pPr>
       <w:pStyle w:val="Footer"/>
@@ -916,7 +986,7 @@
 </file>
 
 <file path=word/footer2.xml><?xml version="1.0" encoding="utf-8"?>
-<w:ftr xmlns:wpc="http://schemas.microsoft.com/office/word/2010/wordprocessingCanvas" xmlns:cx="http://schemas.microsoft.com/office/drawing/2014/chartex" xmlns:cx1="http://schemas.microsoft.com/office/drawing/2015/9/8/chartex" xmlns:cx2="http://schemas.microsoft.com/office/drawing/2015/10/21/chartex" xmlns:cx3="http://schemas.microsoft.com/office/drawing/2016/5/9/chartex" xmlns:cx4="http://schemas.microsoft.com/office/drawing/2016/5/10/chartex" xmlns:cx5="http://schemas.microsoft.com/office/drawing/2016/5/11/chartex" xmlns:cx6="http://schemas.microsoft.com/office/drawing/2016/5/12/chartex" xmlns:cx7="http://schemas.microsoft.com/office/drawing/2016/5/13/chartex" xmlns:cx8="http://schemas.microsoft.com/office/drawing/2016/5/14/chartex" xmlns:mc="http://schemas.openxmlformats.org/markup-compatibility/2006" xmlns:aink="http://schemas.microsoft.com/office/drawing/2016/ink" xmlns:am3d="http://schemas.microsoft.com/office/drawing/2017/model3d" xmlns:o="urn:schemas-microsoft-com:office:office" xmlns:oel="http://schemas.microsoft.com/office/2019/extlst" xmlns:r="http://schemas.openxmlformats.org/officeDocument/2006/relationships" xmlns:m="http://schemas.openxmlformats.org/officeDocument/2006/math" xmlns:v="urn:schemas-microsoft-com:vml" xmlns:wp14="http://schemas.microsoft.com/office/word/2010/wordprocessingDrawing" xmlns:wp="http://schemas.openxmlformats.org/drawingml/2006/wordprocessingDrawing" xmlns:w10="urn:schemas-microsoft-com:office:word" xmlns:w="http://schemas.openxmlformats.org/wordprocessingml/2006/main" xmlns:w14="http://schemas.microsoft.com/office/word/2010/wordml" xmlns:w15="http://schemas.microsoft.com/office/word/2012/wordml" xmlns:w16cex="http://schemas.microsoft.com/office/word/2018/wordml/cex" xmlns:w16cid="http://schemas.microsoft.com/office/word/2016/wordml/cid" xmlns:w16="http://schemas.microsoft.com/office/word/2018/wordml" xmlns:w16sdtdh="http://schemas.microsoft.com/office/word/2020/wordml/sdtdatahash" xmlns:w16se="http://schemas.microsoft.com/office/word/2015/wordml/symex" xmlns:wpg="http://schemas.microsoft.com/office/word/2010/wordprocessingGroup" xmlns:wpi="http://schemas.microsoft.com/office/word/2010/wordprocessingInk" xmlns:wne="http://schemas.microsoft.com/office/word/2006/wordml" xmlns:wps="http://schemas.microsoft.com/office/word/2010/wordprocessingShape" mc:Ignorable="w14 w15 w16se w16cid w16 w16cex w16sdtdh wp14">
+<w:ftr xmlns:wpc="http://schemas.microsoft.com/office/word/2010/wordprocessingCanvas" xmlns:cx="http://schemas.microsoft.com/office/drawing/2014/chartex" xmlns:cx1="http://schemas.microsoft.com/office/drawing/2015/9/8/chartex" xmlns:cx2="http://schemas.microsoft.com/office/drawing/2015/10/21/chartex" xmlns:cx3="http://schemas.microsoft.com/office/drawing/2016/5/9/chartex" xmlns:cx4="http://schemas.microsoft.com/office/drawing/2016/5/10/chartex" xmlns:cx5="http://schemas.microsoft.com/office/drawing/2016/5/11/chartex" xmlns:cx6="http://schemas.microsoft.com/office/drawing/2016/5/12/chartex" xmlns:cx7="http://schemas.microsoft.com/office/drawing/2016/5/13/chartex" xmlns:cx8="http://schemas.microsoft.com/office/drawing/2016/5/14/chartex" xmlns:mc="http://schemas.openxmlformats.org/markup-compatibility/2006" xmlns:aink="http://schemas.microsoft.com/office/drawing/2016/ink" xmlns:am3d="http://schemas.microsoft.com/office/drawing/2017/model3d" xmlns:o="urn:schemas-microsoft-com:office:office" xmlns:oel="http://schemas.microsoft.com/office/2019/extlst" xmlns:r="http://schemas.openxmlformats.org/officeDocument/2006/relationships" xmlns:m="http://schemas.openxmlformats.org/officeDocument/2006/math" xmlns:v="urn:schemas-microsoft-com:vml" xmlns:wp14="http://schemas.microsoft.com/office/word/2010/wordprocessingDrawing" xmlns:wp="http://schemas.openxmlformats.org/drawingml/2006/wordprocessingDrawing" xmlns:w10="urn:schemas-microsoft-com:office:word" xmlns:w="http://schemas.openxmlformats.org/wordprocessingml/2006/main" xmlns:w14="http://schemas.microsoft.com/office/word/2010/wordml" xmlns:w15="http://schemas.microsoft.com/office/word/2012/wordml" xmlns:w16cex="http://schemas.microsoft.com/office/word/2018/wordml/cex" xmlns:w16cid="http://schemas.microsoft.com/office/word/2016/wordml/cid" xmlns:w16="http://schemas.microsoft.com/office/word/2018/wordml" xmlns:w16du="http://schemas.microsoft.com/office/word/2023/wordml/word16du" xmlns:w16sdtdh="http://schemas.microsoft.com/office/word/2020/wordml/sdtdatahash" xmlns:w16sdtfl="http://schemas.microsoft.com/office/word/2024/wordml/sdtformatlock" xmlns:w16se="http://schemas.microsoft.com/office/word/2015/wordml/symex" xmlns:wpg="http://schemas.microsoft.com/office/word/2010/wordprocessingGroup" xmlns:wpi="http://schemas.microsoft.com/office/word/2010/wordprocessingInk" xmlns:wne="http://schemas.microsoft.com/office/word/2006/wordml" xmlns:wps="http://schemas.microsoft.com/office/word/2010/wordprocessingShape" mc:Ignorable="w14 w15 w16se w16cid w16 w16cex w16sdtdh w16sdtfl w16du wp14">
   <w:p>
     <w:pPr>
       <w:pStyle w:val="Footer"/>
@@ -926,7 +996,7 @@
 </file>
 
 <file path=word/footer3.xml><?xml version="1.0" encoding="utf-8"?>
-<w:ftr xmlns:wpc="http://schemas.microsoft.com/office/word/2010/wordprocessingCanvas" xmlns:cx="http://schemas.microsoft.com/office/drawing/2014/chartex" xmlns:cx1="http://schemas.microsoft.com/office/drawing/2015/9/8/chartex" xmlns:cx2="http://schemas.microsoft.com/office/drawing/2015/10/21/chartex" xmlns:cx3="http://schemas.microsoft.com/office/drawing/2016/5/9/chartex" xmlns:cx4="http://schemas.microsoft.com/office/drawing/2016/5/10/chartex" xmlns:cx5="http://schemas.microsoft.com/office/drawing/2016/5/11/chartex" xmlns:cx6="http://schemas.microsoft.com/office/drawing/2016/5/12/chartex" xmlns:cx7="http://schemas.microsoft.com/office/drawing/2016/5/13/chartex" xmlns:cx8="http://schemas.microsoft.com/office/drawing/2016/5/14/chartex" xmlns:mc="http://schemas.openxmlformats.org/markup-compatibility/2006" xmlns:aink="http://schemas.microsoft.com/office/drawing/2016/ink" xmlns:am3d="http://schemas.microsoft.com/office/drawing/2017/model3d" xmlns:o="urn:schemas-microsoft-com:office:office" xmlns:oel="http://schemas.microsoft.com/office/2019/extlst" xmlns:r="http://schemas.openxmlformats.org/officeDocument/2006/relationships" xmlns:m="http://schemas.openxmlformats.org/officeDocument/2006/math" xmlns:v="urn:schemas-microsoft-com:vml" xmlns:wp14="http://schemas.microsoft.com/office/word/2010/wordprocessingDrawing" xmlns:wp="http://schemas.openxmlformats.org/drawingml/2006/wordprocessingDrawing" xmlns:w10="urn:schemas-microsoft-com:office:word" xmlns:w="http://schemas.openxmlformats.org/wordprocessingml/2006/main" xmlns:w14="http://schemas.microsoft.com/office/word/2010/wordml" xmlns:w15="http://schemas.microsoft.com/office/word/2012/wordml" xmlns:w16cex="http://schemas.microsoft.com/office/word/2018/wordml/cex" xmlns:w16cid="http://schemas.microsoft.com/office/word/2016/wordml/cid" xmlns:w16="http://schemas.microsoft.com/office/word/2018/wordml" xmlns:w16sdtdh="http://schemas.microsoft.com/office/word/2020/wordml/sdtdatahash" xmlns:w16se="http://schemas.microsoft.com/office/word/2015/wordml/symex" xmlns:wpg="http://schemas.microsoft.com/office/word/2010/wordprocessingGroup" xmlns:wpi="http://schemas.microsoft.com/office/word/2010/wordprocessingInk" xmlns:wne="http://schemas.microsoft.com/office/word/2006/wordml" xmlns:wps="http://schemas.microsoft.com/office/word/2010/wordprocessingShape" mc:Ignorable="w14 w15 w16se w16cid w16 w16cex w16sdtdh wp14">
+<w:ftr xmlns:wpc="http://schemas.microsoft.com/office/word/2010/wordprocessingCanvas" xmlns:cx="http://schemas.microsoft.com/office/drawing/2014/chartex" xmlns:cx1="http://schemas.microsoft.com/office/drawing/2015/9/8/chartex" xmlns:cx2="http://schemas.microsoft.com/office/drawing/2015/10/21/chartex" xmlns:cx3="http://schemas.microsoft.com/office/drawing/2016/5/9/chartex" xmlns:cx4="http://schemas.microsoft.com/office/drawing/2016/5/10/chartex" xmlns:cx5="http://schemas.microsoft.com/office/drawing/2016/5/11/chartex" xmlns:cx6="http://schemas.microsoft.com/office/drawing/2016/5/12/chartex" xmlns:cx7="http://schemas.microsoft.com/office/drawing/2016/5/13/chartex" xmlns:cx8="http://schemas.microsoft.com/office/drawing/2016/5/14/chartex" xmlns:mc="http://schemas.openxmlformats.org/markup-compatibility/2006" xmlns:aink="http://schemas.microsoft.com/office/drawing/2016/ink" xmlns:am3d="http://schemas.microsoft.com/office/drawing/2017/model3d" xmlns:o="urn:schemas-microsoft-com:office:office" xmlns:oel="http://schemas.microsoft.com/office/2019/extlst" xmlns:r="http://schemas.openxmlformats.org/officeDocument/2006/relationships" xmlns:m="http://schemas.openxmlformats.org/officeDocument/2006/math" xmlns:v="urn:schemas-microsoft-com:vml" xmlns:wp14="http://schemas.microsoft.com/office/word/2010/wordprocessingDrawing" xmlns:wp="http://schemas.openxmlformats.org/drawingml/2006/wordprocessingDrawing" xmlns:w10="urn:schemas-microsoft-com:office:word" xmlns:w="http://schemas.openxmlformats.org/wordprocessingml/2006/main" xmlns:w14="http://schemas.microsoft.com/office/word/2010/wordml" xmlns:w15="http://schemas.microsoft.com/office/word/2012/wordml" xmlns:w16cex="http://schemas.microsoft.com/office/word/2018/wordml/cex" xmlns:w16cid="http://schemas.microsoft.com/office/word/2016/wordml/cid" xmlns:w16="http://schemas.microsoft.com/office/word/2018/wordml" xmlns:w16du="http://schemas.microsoft.com/office/word/2023/wordml/word16du" xmlns:w16sdtdh="http://schemas.microsoft.com/office/word/2020/wordml/sdtdatahash" xmlns:w16sdtfl="http://schemas.microsoft.com/office/word/2024/wordml/sdtformatlock" xmlns:w16se="http://schemas.microsoft.com/office/word/2015/wordml/symex" xmlns:wpg="http://schemas.microsoft.com/office/word/2010/wordprocessingGroup" xmlns:wpi="http://schemas.microsoft.com/office/word/2010/wordprocessingInk" xmlns:wne="http://schemas.microsoft.com/office/word/2006/wordml" xmlns:wps="http://schemas.microsoft.com/office/word/2010/wordprocessingShape" mc:Ignorable="w14 w15 w16se w16cid w16 w16cex w16sdtdh w16sdtfl w16du wp14">
   <w:p>
     <w:pPr>
       <w:pStyle w:val="Footer"/>
@@ -936,7 +1006,7 @@
 </file>
 
 <file path=word/footnotes.xml><?xml version="1.0" encoding="utf-8"?>
-<w:footnotes xmlns:wpc="http://schemas.microsoft.com/office/word/2010/wordprocessingCanvas" xmlns:cx="http://schemas.microsoft.com/office/drawing/2014/chartex" xmlns:cx1="http://schemas.microsoft.com/office/drawing/2015/9/8/chartex" xmlns:cx2="http://schemas.microsoft.com/office/drawing/2015/10/21/chartex" xmlns:cx3="http://schemas.microsoft.com/office/drawing/2016/5/9/chartex" xmlns:cx4="http://schemas.microsoft.com/office/drawing/2016/5/10/chartex" xmlns:cx5="http://schemas.microsoft.com/office/drawing/2016/5/11/chartex" xmlns:cx6="http://schemas.microsoft.com/office/drawing/2016/5/12/chartex" xmlns:cx7="http://schemas.microsoft.com/office/drawing/2016/5/13/chartex" xmlns:cx8="http://schemas.microsoft.com/office/drawing/2016/5/14/chartex" xmlns:mc="http://schemas.openxmlformats.org/markup-compatibility/2006" xmlns:aink="http://schemas.microsoft.com/office/drawing/2016/ink" xmlns:am3d="http://schemas.microsoft.com/office/drawing/2017/model3d" xmlns:o="urn:schemas-microsoft-com:office:office" xmlns:oel="http://schemas.microsoft.com/office/2019/extlst" xmlns:r="http://schemas.openxmlformats.org/officeDocument/2006/relationships" xmlns:m="http://schemas.openxmlformats.org/officeDocument/2006/math" xmlns:v="urn:schemas-microsoft-com:vml" xmlns:wp14="http://schemas.microsoft.com/office/word/2010/wordprocessingDrawing" xmlns:wp="http://schemas.openxmlformats.org/drawingml/2006/wordprocessingDrawing" xmlns:w10="urn:schemas-microsoft-com:office:word" xmlns:w="http://schemas.openxmlformats.org/wordprocessingml/2006/main" xmlns:w14="http://schemas.microsoft.com/office/word/2010/wordml" xmlns:w15="http://schemas.microsoft.com/office/word/2012/wordml" xmlns:w16cex="http://schemas.microsoft.com/office/word/2018/wordml/cex" xmlns:w16cid="http://schemas.microsoft.com/office/word/2016/wordml/cid" xmlns:w16="http://schemas.microsoft.com/office/word/2018/wordml" xmlns:w16sdtdh="http://schemas.microsoft.com/office/word/2020/wordml/sdtdatahash" xmlns:w16se="http://schemas.microsoft.com/office/word/2015/wordml/symex" xmlns:wpg="http://schemas.microsoft.com/office/word/2010/wordprocessingGroup" xmlns:wpi="http://schemas.microsoft.com/office/word/2010/wordprocessingInk" xmlns:wne="http://schemas.microsoft.com/office/word/2006/wordml" xmlns:wps="http://schemas.microsoft.com/office/word/2010/wordprocessingShape" mc:Ignorable="w14 w15 w16se w16cid w16 w16cex w16sdtdh wp14">
+<w:footnotes xmlns:wpc="http://schemas.microsoft.com/office/word/2010/wordprocessingCanvas" xmlns:cx="http://schemas.microsoft.com/office/drawing/2014/chartex" xmlns:cx1="http://schemas.microsoft.com/office/drawing/2015/9/8/chartex" xmlns:cx2="http://schemas.microsoft.com/office/drawing/2015/10/21/chartex" xmlns:cx3="http://schemas.microsoft.com/office/drawing/2016/5/9/chartex" xmlns:cx4="http://schemas.microsoft.com/office/drawing/2016/5/10/chartex" xmlns:cx5="http://schemas.microsoft.com/office/drawing/2016/5/11/chartex" xmlns:cx6="http://schemas.microsoft.com/office/drawing/2016/5/12/chartex" xmlns:cx7="http://schemas.microsoft.com/office/drawing/2016/5/13/chartex" xmlns:cx8="http://schemas.microsoft.com/office/drawing/2016/5/14/chartex" xmlns:mc="http://schemas.openxmlformats.org/markup-compatibility/2006" xmlns:aink="http://schemas.microsoft.com/office/drawing/2016/ink" xmlns:am3d="http://schemas.microsoft.com/office/drawing/2017/model3d" xmlns:o="urn:schemas-microsoft-com:office:office" xmlns:oel="http://schemas.microsoft.com/office/2019/extlst" xmlns:r="http://schemas.openxmlformats.org/officeDocument/2006/relationships" xmlns:m="http://schemas.openxmlformats.org/officeDocument/2006/math" xmlns:v="urn:schemas-microsoft-com:vml" xmlns:wp14="http://schemas.microsoft.com/office/word/2010/wordprocessingDrawing" xmlns:wp="http://schemas.openxmlformats.org/drawingml/2006/wordprocessingDrawing" xmlns:w10="urn:schemas-microsoft-com:office:word" xmlns:w="http://schemas.openxmlformats.org/wordprocessingml/2006/main" xmlns:w14="http://schemas.microsoft.com/office/word/2010/wordml" xmlns:w15="http://schemas.microsoft.com/office/word/2012/wordml" xmlns:w16cex="http://schemas.microsoft.com/office/word/2018/wordml/cex" xmlns:w16cid="http://schemas.microsoft.com/office/word/2016/wordml/cid" xmlns:w16="http://schemas.microsoft.com/office/word/2018/wordml" xmlns:w16du="http://schemas.microsoft.com/office/word/2023/wordml/word16du" xmlns:w16sdtdh="http://schemas.microsoft.com/office/word/2020/wordml/sdtdatahash" xmlns:w16sdtfl="http://schemas.microsoft.com/office/word/2024/wordml/sdtformatlock" xmlns:w16se="http://schemas.microsoft.com/office/word/2015/wordml/symex" xmlns:wpg="http://schemas.microsoft.com/office/word/2010/wordprocessingGroup" xmlns:wpi="http://schemas.microsoft.com/office/word/2010/wordprocessingInk" xmlns:wne="http://schemas.microsoft.com/office/word/2006/wordml" xmlns:wps="http://schemas.microsoft.com/office/word/2010/wordprocessingShape" mc:Ignorable="w14 w15 w16se w16cid w16 w16cex w16sdtdh w16sdtfl w16du wp14">
   <w:footnote w:type="separator" w:id="-1">
     <w:p>
       <w:pPr>
@@ -961,7 +1031,7 @@
 </file>
 
 <file path=word/header1.xml><?xml version="1.0" encoding="utf-8"?>
-<w:hdr xmlns:wpc="http://schemas.microsoft.com/office/word/2010/wordprocessingCanvas" xmlns:cx="http://schemas.microsoft.com/office/drawing/2014/chartex" xmlns:cx1="http://schemas.microsoft.com/office/drawing/2015/9/8/chartex" xmlns:cx2="http://schemas.microsoft.com/office/drawing/2015/10/21/chartex" xmlns:cx3="http://schemas.microsoft.com/office/drawing/2016/5/9/chartex" xmlns:cx4="http://schemas.microsoft.com/office/drawing/2016/5/10/chartex" xmlns:cx5="http://schemas.microsoft.com/office/drawing/2016/5/11/chartex" xmlns:cx6="http://schemas.microsoft.com/office/drawing/2016/5/12/chartex" xmlns:cx7="http://schemas.microsoft.com/office/drawing/2016/5/13/chartex" xmlns:cx8="http://schemas.microsoft.com/office/drawing/2016/5/14/chartex" xmlns:mc="http://schemas.openxmlformats.org/markup-compatibility/2006" xmlns:aink="http://schemas.microsoft.com/office/drawing/2016/ink" xmlns:am3d="http://schemas.microsoft.com/office/drawing/2017/model3d" xmlns:o="urn:schemas-microsoft-com:office:office" xmlns:oel="http://schemas.microsoft.com/office/2019/extlst" xmlns:r="http://schemas.openxmlformats.org/officeDocument/2006/relationships" xmlns:m="http://schemas.openxmlformats.org/officeDocument/2006/math" xmlns:v="urn:schemas-microsoft-com:vml" xmlns:wp14="http://schemas.microsoft.com/office/word/2010/wordprocessingDrawing" xmlns:wp="http://schemas.openxmlformats.org/drawingml/2006/wordprocessingDrawing" xmlns:w10="urn:schemas-microsoft-com:office:word" xmlns:w="http://schemas.openxmlformats.org/wordprocessingml/2006/main" xmlns:w14="http://schemas.microsoft.com/office/word/2010/wordml" xmlns:w15="http://schemas.microsoft.com/office/word/2012/wordml" xmlns:w16cex="http://schemas.microsoft.com/office/word/2018/wordml/cex" xmlns:w16cid="http://schemas.microsoft.com/office/word/2016/wordml/cid" xmlns:w16="http://schemas.microsoft.com/office/word/2018/wordml" xmlns:w16sdtdh="http://schemas.microsoft.com/office/word/2020/wordml/sdtdatahash" xmlns:w16se="http://schemas.microsoft.com/office/word/2015/wordml/symex" xmlns:wpg="http://schemas.microsoft.com/office/word/2010/wordprocessingGroup" xmlns:wpi="http://schemas.microsoft.com/office/word/2010/wordprocessingInk" xmlns:wne="http://schemas.microsoft.com/office/word/2006/wordml" xmlns:wps="http://schemas.microsoft.com/office/word/2010/wordprocessingShape" mc:Ignorable="w14 w15 w16se w16cid w16 w16cex w16sdtdh wp14">
+<w:hdr xmlns:wpc="http://schemas.microsoft.com/office/word/2010/wordprocessingCanvas" xmlns:cx="http://schemas.microsoft.com/office/drawing/2014/chartex" xmlns:cx1="http://schemas.microsoft.com/office/drawing/2015/9/8/chartex" xmlns:cx2="http://schemas.microsoft.com/office/drawing/2015/10/21/chartex" xmlns:cx3="http://schemas.microsoft.com/office/drawing/2016/5/9/chartex" xmlns:cx4="http://schemas.microsoft.com/office/drawing/2016/5/10/chartex" xmlns:cx5="http://schemas.microsoft.com/office/drawing/2016/5/11/chartex" xmlns:cx6="http://schemas.microsoft.com/office/drawing/2016/5/12/chartex" xmlns:cx7="http://schemas.microsoft.com/office/drawing/2016/5/13/chartex" xmlns:cx8="http://schemas.microsoft.com/office/drawing/2016/5/14/chartex" xmlns:mc="http://schemas.openxmlformats.org/markup-compatibility/2006" xmlns:aink="http://schemas.microsoft.com/office/drawing/2016/ink" xmlns:am3d="http://schemas.microsoft.com/office/drawing/2017/model3d" xmlns:o="urn:schemas-microsoft-com:office:office" xmlns:oel="http://schemas.microsoft.com/office/2019/extlst" xmlns:r="http://schemas.openxmlformats.org/officeDocument/2006/relationships" xmlns:m="http://schemas.openxmlformats.org/officeDocument/2006/math" xmlns:v="urn:schemas-microsoft-com:vml" xmlns:wp14="http://schemas.microsoft.com/office/word/2010/wordprocessingDrawing" xmlns:wp="http://schemas.openxmlformats.org/drawingml/2006/wordprocessingDrawing" xmlns:w10="urn:schemas-microsoft-com:office:word" xmlns:w="http://schemas.openxmlformats.org/wordprocessingml/2006/main" xmlns:w14="http://schemas.microsoft.com/office/word/2010/wordml" xmlns:w15="http://schemas.microsoft.com/office/word/2012/wordml" xmlns:w16cex="http://schemas.microsoft.com/office/word/2018/wordml/cex" xmlns:w16cid="http://schemas.microsoft.com/office/word/2016/wordml/cid" xmlns:w16="http://schemas.microsoft.com/office/word/2018/wordml" xmlns:w16du="http://schemas.microsoft.com/office/word/2023/wordml/word16du" xmlns:w16sdtdh="http://schemas.microsoft.com/office/word/2020/wordml/sdtdatahash" xmlns:w16sdtfl="http://schemas.microsoft.com/office/word/2024/wordml/sdtformatlock" xmlns:w16se="http://schemas.microsoft.com/office/word/2015/wordml/symex" xmlns:wpg="http://schemas.microsoft.com/office/word/2010/wordprocessingGroup" xmlns:wpi="http://schemas.microsoft.com/office/word/2010/wordprocessingInk" xmlns:wne="http://schemas.microsoft.com/office/word/2006/wordml" xmlns:wps="http://schemas.microsoft.com/office/word/2010/wordprocessingShape" mc:Ignorable="w14 w15 w16se w16cid w16 w16cex w16sdtdh w16sdtfl w16du wp14">
   <w:p>
     <w:pPr>
       <w:pStyle w:val="Header"/>
@@ -971,7 +1041,7 @@
 </file>
 
 <file path=word/header2.xml><?xml version="1.0" encoding="utf-8"?>
-<w:hdr xmlns:wpc="http://schemas.microsoft.com/office/word/2010/wordprocessingCanvas" xmlns:cx="http://schemas.microsoft.com/office/drawing/2014/chartex" xmlns:cx1="http://schemas.microsoft.com/office/drawing/2015/9/8/chartex" xmlns:cx2="http://schemas.microsoft.com/office/drawing/2015/10/21/chartex" xmlns:cx3="http://schemas.microsoft.com/office/drawing/2016/5/9/chartex" xmlns:cx4="http://schemas.microsoft.com/office/drawing/2016/5/10/chartex" xmlns:cx5="http://schemas.microsoft.com/office/drawing/2016/5/11/chartex" xmlns:cx6="http://schemas.microsoft.com/office/drawing/2016/5/12/chartex" xmlns:cx7="http://schemas.microsoft.com/office/drawing/2016/5/13/chartex" xmlns:cx8="http://schemas.microsoft.com/office/drawing/2016/5/14/chartex" xmlns:mc="http://schemas.openxmlformats.org/markup-compatibility/2006" xmlns:aink="http://schemas.microsoft.com/office/drawing/2016/ink" xmlns:am3d="http://schemas.microsoft.com/office/drawing/2017/model3d" xmlns:o="urn:schemas-microsoft-com:office:office" xmlns:oel="http://schemas.microsoft.com/office/2019/extlst" xmlns:r="http://schemas.openxmlformats.org/officeDocument/2006/relationships" xmlns:m="http://schemas.openxmlformats.org/officeDocument/2006/math" xmlns:v="urn:schemas-microsoft-com:vml" xmlns:wp14="http://schemas.microsoft.com/office/word/2010/wordprocessingDrawing" xmlns:wp="http://schemas.openxmlformats.org/drawingml/2006/wordprocessingDrawing" xmlns:w10="urn:schemas-microsoft-com:office:word" xmlns:w="http://schemas.openxmlformats.org/wordprocessingml/2006/main" xmlns:w14="http://schemas.microsoft.com/office/word/2010/wordml" xmlns:w15="http://schemas.microsoft.com/office/word/2012/wordml" xmlns:w16cex="http://schemas.microsoft.com/office/word/2018/wordml/cex" xmlns:w16cid="http://schemas.microsoft.com/office/word/2016/wordml/cid" xmlns:w16="http://schemas.microsoft.com/office/word/2018/wordml" xmlns:w16sdtdh="http://schemas.microsoft.com/office/word/2020/wordml/sdtdatahash" xmlns:w16se="http://schemas.microsoft.com/office/word/2015/wordml/symex" xmlns:wpg="http://schemas.microsoft.com/office/word/2010/wordprocessingGroup" xmlns:wpi="http://schemas.microsoft.com/office/word/2010/wordprocessingInk" xmlns:wne="http://schemas.microsoft.com/office/word/2006/wordml" xmlns:wps="http://schemas.microsoft.com/office/word/2010/wordprocessingShape" mc:Ignorable="w14 w15 w16se w16cid w16 w16cex w16sdtdh wp14">
+<w:hdr xmlns:wpc="http://schemas.microsoft.com/office/word/2010/wordprocessingCanvas" xmlns:cx="http://schemas.microsoft.com/office/drawing/2014/chartex" xmlns:cx1="http://schemas.microsoft.com/office/drawing/2015/9/8/chartex" xmlns:cx2="http://schemas.microsoft.com/office/drawing/2015/10/21/chartex" xmlns:cx3="http://schemas.microsoft.com/office/drawing/2016/5/9/chartex" xmlns:cx4="http://schemas.microsoft.com/office/drawing/2016/5/10/chartex" xmlns:cx5="http://schemas.microsoft.com/office/drawing/2016/5/11/chartex" xmlns:cx6="http://schemas.microsoft.com/office/drawing/2016/5/12/chartex" xmlns:cx7="http://schemas.microsoft.com/office/drawing/2016/5/13/chartex" xmlns:cx8="http://schemas.microsoft.com/office/drawing/2016/5/14/chartex" xmlns:mc="http://schemas.openxmlformats.org/markup-compatibility/2006" xmlns:aink="http://schemas.microsoft.com/office/drawing/2016/ink" xmlns:am3d="http://schemas.microsoft.com/office/drawing/2017/model3d" xmlns:o="urn:schemas-microsoft-com:office:office" xmlns:oel="http://schemas.microsoft.com/office/2019/extlst" xmlns:r="http://schemas.openxmlformats.org/officeDocument/2006/relationships" xmlns:m="http://schemas.openxmlformats.org/officeDocument/2006/math" xmlns:v="urn:schemas-microsoft-com:vml" xmlns:wp14="http://schemas.microsoft.com/office/word/2010/wordprocessingDrawing" xmlns:wp="http://schemas.openxmlformats.org/drawingml/2006/wordprocessingDrawing" xmlns:w10="urn:schemas-microsoft-com:office:word" xmlns:w="http://schemas.openxmlformats.org/wordprocessingml/2006/main" xmlns:w14="http://schemas.microsoft.com/office/word/2010/wordml" xmlns:w15="http://schemas.microsoft.com/office/word/2012/wordml" xmlns:w16cex="http://schemas.microsoft.com/office/word/2018/wordml/cex" xmlns:w16cid="http://schemas.microsoft.com/office/word/2016/wordml/cid" xmlns:w16="http://schemas.microsoft.com/office/word/2018/wordml" xmlns:w16du="http://schemas.microsoft.com/office/word/2023/wordml/word16du" xmlns:w16sdtdh="http://schemas.microsoft.com/office/word/2020/wordml/sdtdatahash" xmlns:w16sdtfl="http://schemas.microsoft.com/office/word/2024/wordml/sdtformatlock" xmlns:w16se="http://schemas.microsoft.com/office/word/2015/wordml/symex" xmlns:wpg="http://schemas.microsoft.com/office/word/2010/wordprocessingGroup" xmlns:wpi="http://schemas.microsoft.com/office/word/2010/wordprocessingInk" xmlns:wne="http://schemas.microsoft.com/office/word/2006/wordml" xmlns:wps="http://schemas.microsoft.com/office/word/2010/wordprocessingShape" mc:Ignorable="w14 w15 w16se w16cid w16 w16cex w16sdtdh w16sdtfl w16du wp14">
   <w:p>
     <w:pPr>
       <w:pStyle w:val="Header"/>
@@ -982,7 +1052,7 @@
 </file>
 
 <file path=word/header3.xml><?xml version="1.0" encoding="utf-8"?>
-<w:hdr xmlns:wpc="http://schemas.microsoft.com/office/word/2010/wordprocessingCanvas" xmlns:cx="http://schemas.microsoft.com/office/drawing/2014/chartex" xmlns:cx1="http://schemas.microsoft.com/office/drawing/2015/9/8/chartex" xmlns:cx2="http://schemas.microsoft.com/office/drawing/2015/10/21/chartex" xmlns:cx3="http://schemas.microsoft.com/office/drawing/2016/5/9/chartex" xmlns:cx4="http://schemas.microsoft.com/office/drawing/2016/5/10/chartex" xmlns:cx5="http://schemas.microsoft.com/office/drawing/2016/5/11/chartex" xmlns:cx6="http://schemas.microsoft.com/office/drawing/2016/5/12/chartex" xmlns:cx7="http://schemas.microsoft.com/office/drawing/2016/5/13/chartex" xmlns:cx8="http://schemas.microsoft.com/office/drawing/2016/5/14/chartex" xmlns:mc="http://schemas.openxmlformats.org/markup-compatibility/2006" xmlns:aink="http://schemas.microsoft.com/office/drawing/2016/ink" xmlns:am3d="http://schemas.microsoft.com/office/drawing/2017/model3d" xmlns:o="urn:schemas-microsoft-com:office:office" xmlns:oel="http://schemas.microsoft.com/office/2019/extlst" xmlns:r="http://schemas.openxmlformats.org/officeDocument/2006/relationships" xmlns:m="http://schemas.openxmlformats.org/officeDocument/2006/math" xmlns:v="urn:schemas-microsoft-com:vml" xmlns:wp14="http://schemas.microsoft.com/office/word/2010/wordprocessingDrawing" xmlns:wp="http://schemas.openxmlformats.org/drawingml/2006/wordprocessingDrawing" xmlns:w10="urn:schemas-microsoft-com:office:word" xmlns:w="http://schemas.openxmlformats.org/wordprocessingml/2006/main" xmlns:w14="http://schemas.microsoft.com/office/word/2010/wordml" xmlns:w15="http://schemas.microsoft.com/office/word/2012/wordml" xmlns:w16cex="http://schemas.microsoft.com/office/word/2018/wordml/cex" xmlns:w16cid="http://schemas.microsoft.com/office/word/2016/wordml/cid" xmlns:w16="http://schemas.microsoft.com/office/word/2018/wordml" xmlns:w16sdtdh="http://schemas.microsoft.com/office/word/2020/wordml/sdtdatahash" xmlns:w16se="http://schemas.microsoft.com/office/word/2015/wordml/symex" xmlns:wpg="http://schemas.microsoft.com/office/word/2010/wordprocessingGroup" xmlns:wpi="http://schemas.microsoft.com/office/word/2010/wordprocessingInk" xmlns:wne="http://schemas.microsoft.com/office/word/2006/wordml" xmlns:wps="http://schemas.microsoft.com/office/word/2010/wordprocessingShape" mc:Ignorable="w14 w15 w16se w16cid w16 w16cex w16sdtdh wp14">
+<w:hdr xmlns:wpc="http://schemas.microsoft.com/office/word/2010/wordprocessingCanvas" xmlns:cx="http://schemas.microsoft.com/office/drawing/2014/chartex" xmlns:cx1="http://schemas.microsoft.com/office/drawing/2015/9/8/chartex" xmlns:cx2="http://schemas.microsoft.com/office/drawing/2015/10/21/chartex" xmlns:cx3="http://schemas.microsoft.com/office/drawing/2016/5/9/chartex" xmlns:cx4="http://schemas.microsoft.com/office/drawing/2016/5/10/chartex" xmlns:cx5="http://schemas.microsoft.com/office/drawing/2016/5/11/chartex" xmlns:cx6="http://schemas.microsoft.com/office/drawing/2016/5/12/chartex" xmlns:cx7="http://schemas.microsoft.com/office/drawing/2016/5/13/chartex" xmlns:cx8="http://schemas.microsoft.com/office/drawing/2016/5/14/chartex" xmlns:mc="http://schemas.openxmlformats.org/markup-compatibility/2006" xmlns:aink="http://schemas.microsoft.com/office/drawing/2016/ink" xmlns:am3d="http://schemas.microsoft.com/office/drawing/2017/model3d" xmlns:o="urn:schemas-microsoft-com:office:office" xmlns:oel="http://schemas.microsoft.com/office/2019/extlst" xmlns:r="http://schemas.openxmlformats.org/officeDocument/2006/relationships" xmlns:m="http://schemas.openxmlformats.org/officeDocument/2006/math" xmlns:v="urn:schemas-microsoft-com:vml" xmlns:wp14="http://schemas.microsoft.com/office/word/2010/wordprocessingDrawing" xmlns:wp="http://schemas.openxmlformats.org/drawingml/2006/wordprocessingDrawing" xmlns:w10="urn:schemas-microsoft-com:office:word" xmlns:w="http://schemas.openxmlformats.org/wordprocessingml/2006/main" xmlns:w14="http://schemas.microsoft.com/office/word/2010/wordml" xmlns:w15="http://schemas.microsoft.com/office/word/2012/wordml" xmlns:w16cex="http://schemas.microsoft.com/office/word/2018/wordml/cex" xmlns:w16cid="http://schemas.microsoft.com/office/word/2016/wordml/cid" xmlns:w16="http://schemas.microsoft.com/office/word/2018/wordml" xmlns:w16du="http://schemas.microsoft.com/office/word/2023/wordml/word16du" xmlns:w16sdtdh="http://schemas.microsoft.com/office/word/2020/wordml/sdtdatahash" xmlns:w16sdtfl="http://schemas.microsoft.com/office/word/2024/wordml/sdtformatlock" xmlns:w16se="http://schemas.microsoft.com/office/word/2015/wordml/symex" xmlns:wpg="http://schemas.microsoft.com/office/word/2010/wordprocessingGroup" xmlns:wpi="http://schemas.microsoft.com/office/word/2010/wordprocessingInk" xmlns:wne="http://schemas.microsoft.com/office/word/2006/wordml" xmlns:wps="http://schemas.microsoft.com/office/word/2010/wordprocessingShape" mc:Ignorable="w14 w15 w16se w16cid w16 w16cex w16sdtdh w16sdtfl w16du wp14">
   <w:p>
     <w:pPr>
       <w:pStyle w:val="Header"/>
@@ -991,7 +1061,7 @@
     <w:r>
       <w:tab/>
       <w:tab/>
-      <w:t>2026-06-17</w:t>
+      <w:t>2026-06-18</w:t>
       <w:br/>
       <w:br/>
     </w:r>
@@ -1008,7 +1078,7 @@
 </file>
 
 <file path=word/numbering.xml><?xml version="1.0" encoding="utf-8"?>
-<w:numbering xmlns:wpc="http://schemas.microsoft.com/office/word/2010/wordprocessingCanvas" xmlns:cx="http://schemas.microsoft.com/office/drawing/2014/chartex" xmlns:cx1="http://schemas.microsoft.com/office/drawing/2015/9/8/chartex" xmlns:cx2="http://schemas.microsoft.com/office/drawing/2015/10/21/chartex" xmlns:cx3="http://schemas.microsoft.com/office/drawing/2016/5/9/chartex" xmlns:cx4="http://schemas.microsoft.com/office/drawing/2016/5/10/chartex" xmlns:cx5="http://schemas.microsoft.com/office/drawing/2016/5/11/chartex" xmlns:cx6="http://schemas.microsoft.com/office/drawing/2016/5/12/chartex" xmlns:cx7="http://schemas.microsoft.com/office/drawing/2016/5/13/chartex" xmlns:cx8="http://schemas.microsoft.com/office/drawing/2016/5/14/chartex" xmlns:mc="http://schemas.openxmlformats.org/markup-compatibility/2006" xmlns:aink="http://schemas.microsoft.com/office/drawing/2016/ink" xmlns:am3d="http://schemas.microsoft.com/office/drawing/2017/model3d" xmlns:o="urn:schemas-microsoft-com:office:office" xmlns:oel="http://schemas.microsoft.com/office/2019/extlst" xmlns:r="http://schemas.openxmlformats.org/officeDocument/2006/relationships" xmlns:m="http://schemas.openxmlformats.org/officeDocument/2006/math" xmlns:v="urn:schemas-microsoft-com:vml" xmlns:wp14="http://schemas.microsoft.com/office/word/2010/wordprocessingDrawing" xmlns:wp="http://schemas.openxmlformats.org/drawingml/2006/wordprocessingDrawing" xmlns:w10="urn:schemas-microsoft-com:office:word" xmlns:w="http://schemas.openxmlformats.org/wordprocessingml/2006/main" xmlns:w14="http://schemas.microsoft.com/office/word/2010/wordml" xmlns:w15="http://schemas.microsoft.com/office/word/2012/wordml" xmlns:w16cex="http://schemas.microsoft.com/office/word/2018/wordml/cex" xmlns:w16cid="http://schemas.microsoft.com/office/word/2016/wordml/cid" xmlns:w16="http://schemas.microsoft.com/office/word/2018/wordml" xmlns:w16sdtdh="http://schemas.microsoft.com/office/word/2020/wordml/sdtdatahash" xmlns:w16se="http://schemas.microsoft.com/office/word/2015/wordml/symex" xmlns:wpg="http://schemas.microsoft.com/office/word/2010/wordprocessingGroup" xmlns:wpi="http://schemas.microsoft.com/office/word/2010/wordprocessingInk" xmlns:wne="http://schemas.microsoft.com/office/word/2006/wordml" xmlns:wps="http://schemas.microsoft.com/office/word/2010/wordprocessingShape" mc:Ignorable="w14 w15 w16se w16cid w16 w16cex w16sdtdh wp14">
+<w:numbering xmlns:wpc="http://schemas.microsoft.com/office/word/2010/wordprocessingCanvas" xmlns:cx="http://schemas.microsoft.com/office/drawing/2014/chartex" xmlns:cx1="http://schemas.microsoft.com/office/drawing/2015/9/8/chartex" xmlns:cx2="http://schemas.microsoft.com/office/drawing/2015/10/21/chartex" xmlns:cx3="http://schemas.microsoft.com/office/drawing/2016/5/9/chartex" xmlns:cx4="http://schemas.microsoft.com/office/drawing/2016/5/10/chartex" xmlns:cx5="http://schemas.microsoft.com/office/drawing/2016/5/11/chartex" xmlns:cx6="http://schemas.microsoft.com/office/drawing/2016/5/12/chartex" xmlns:cx7="http://schemas.microsoft.com/office/drawing/2016/5/13/chartex" xmlns:cx8="http://schemas.microsoft.com/office/drawing/2016/5/14/chartex" xmlns:mc="http://schemas.openxmlformats.org/markup-compatibility/2006" xmlns:aink="http://schemas.microsoft.com/office/drawing/2016/ink" xmlns:am3d="http://schemas.microsoft.com/office/drawing/2017/model3d" xmlns:o="urn:schemas-microsoft-com:office:office" xmlns:oel="http://schemas.microsoft.com/office/2019/extlst" xmlns:r="http://schemas.openxmlformats.org/officeDocument/2006/relationships" xmlns:m="http://schemas.openxmlformats.org/officeDocument/2006/math" xmlns:v="urn:schemas-microsoft-com:vml" xmlns:wp14="http://schemas.microsoft.com/office/word/2010/wordprocessingDrawing" xmlns:wp="http://schemas.openxmlformats.org/drawingml/2006/wordprocessingDrawing" xmlns:w10="urn:schemas-microsoft-com:office:word" xmlns:w="http://schemas.openxmlformats.org/wordprocessingml/2006/main" xmlns:w14="http://schemas.microsoft.com/office/word/2010/wordml" xmlns:w15="http://schemas.microsoft.com/office/word/2012/wordml" xmlns:w16cex="http://schemas.microsoft.com/office/word/2018/wordml/cex" xmlns:w16cid="http://schemas.microsoft.com/office/word/2016/wordml/cid" xmlns:w16="http://schemas.microsoft.com/office/word/2018/wordml" xmlns:w16du="http://schemas.microsoft.com/office/word/2023/wordml/word16du" xmlns:w16sdtdh="http://schemas.microsoft.com/office/word/2020/wordml/sdtdatahash" xmlns:w16sdtfl="http://schemas.microsoft.com/office/word/2024/wordml/sdtformatlock" xmlns:w16se="http://schemas.microsoft.com/office/word/2015/wordml/symex" xmlns:wpg="http://schemas.microsoft.com/office/word/2010/wordprocessingGroup" xmlns:wpi="http://schemas.microsoft.com/office/word/2010/wordprocessingInk" xmlns:wne="http://schemas.microsoft.com/office/word/2006/wordml" xmlns:wps="http://schemas.microsoft.com/office/word/2010/wordprocessingShape" mc:Ignorable="w14 w15 w16se w16cid w16 w16cex w16sdtdh w16sdtfl w16du wp14">
   <w:abstractNum w:abstractNumId="0" w15:restartNumberingAfterBreak="0">
     <w:nsid w:val="FFFFFF7C"/>
     <w:multiLevelType w:val="singleLevel"/>
@@ -1211,7 +1281,7 @@
 </file>
 
 <file path=word/styles.xml><?xml version="1.0" encoding="utf-8"?>
-<w:styles xmlns:mc="http://schemas.openxmlformats.org/markup-compatibility/2006" xmlns:r="http://schemas.openxmlformats.org/officeDocument/2006/relationships" xmlns:w="http://schemas.openxmlformats.org/wordprocessingml/2006/main" xmlns:w14="http://schemas.microsoft.com/office/word/2010/wordml" xmlns:w15="http://schemas.microsoft.com/office/word/2012/wordml" xmlns:w16cex="http://schemas.microsoft.com/office/word/2018/wordml/cex" xmlns:w16cid="http://schemas.microsoft.com/office/word/2016/wordml/cid" xmlns:w16="http://schemas.microsoft.com/office/word/2018/wordml" xmlns:w16sdtdh="http://schemas.microsoft.com/office/word/2020/wordml/sdtdatahash" xmlns:w16se="http://schemas.microsoft.com/office/word/2015/wordml/symex" mc:Ignorable="w14 w15 w16se w16cid w16 w16cex w16sdtdh">
+<w:styles xmlns:mc="http://schemas.openxmlformats.org/markup-compatibility/2006" xmlns:r="http://schemas.openxmlformats.org/officeDocument/2006/relationships" xmlns:w="http://schemas.openxmlformats.org/wordprocessingml/2006/main" xmlns:w14="http://schemas.microsoft.com/office/word/2010/wordml" xmlns:w15="http://schemas.microsoft.com/office/word/2012/wordml" xmlns:w16cex="http://schemas.microsoft.com/office/word/2018/wordml/cex" xmlns:w16cid="http://schemas.microsoft.com/office/word/2016/wordml/cid" xmlns:w16="http://schemas.microsoft.com/office/word/2018/wordml" xmlns:w16du="http://schemas.microsoft.com/office/word/2023/wordml/word16du" xmlns:w16sdtdh="http://schemas.microsoft.com/office/word/2020/wordml/sdtdatahash" xmlns:w16sdtfl="http://schemas.microsoft.com/office/word/2024/wordml/sdtformatlock" xmlns:w16se="http://schemas.microsoft.com/office/word/2015/wordml/symex" mc:Ignorable="w14 w15 w16se w16cid w16 w16cex w16sdtdh w16sdtfl w16du">
   <w:docDefaults>
     <w:rPrDefault>
       <w:rPr>
@@ -1969,7 +2039,7 @@
     <w:link w:val="TitleChar"/>
     <w:uiPriority w:val="10"/>
     <w:qFormat/>
-    <w:rsid w:val="007106C8"/>
+    <w:rsid w:val="00E854FA"/>
     <w:pPr>
       <w:spacing w:after="300" w:line="240" w:lineRule="auto"/>
       <w:contextualSpacing/>
@@ -1979,7 +2049,7 @@
       <w:rFonts w:eastAsiaTheme="majorEastAsia" w:cstheme="majorBidi"/>
       <w:spacing w:val="5"/>
       <w:kern w:val="28"/>
-      <w:sz w:val="52"/>
+      <w:sz w:val="40"/>
       <w:szCs w:val="52"/>
       <w:lang w:val="sv-SE" w:eastAsia="en-US" w:bidi="ar-SA"/>
     </w:rPr>
@@ -1989,12 +2059,12 @@
     <w:basedOn w:val="DefaultParagraphFont"/>
     <w:link w:val="Title"/>
     <w:uiPriority w:val="10"/>
-    <w:rsid w:val="007106C8"/>
+    <w:rsid w:val="00E854FA"/>
     <w:rPr>
       <w:rFonts w:ascii="Times New Roman" w:eastAsiaTheme="majorEastAsia" w:hAnsi="Times New Roman" w:cstheme="majorBidi"/>
       <w:spacing w:val="5"/>
       <w:kern w:val="28"/>
-      <w:sz w:val="52"/>
+      <w:sz w:val="40"/>
       <w:szCs w:val="52"/>
       <w:lang w:val="sv-SE" w:eastAsia="en-US" w:bidi="ar-SA"/>
     </w:rPr>

--- a/klagomål/A 5800-2026 FSC-klagomål.docx
+++ b/klagomål/A 5800-2026 FSC-klagomål.docx
@@ -1061,7 +1061,7 @@
     <w:r>
       <w:tab/>
       <w:tab/>
-      <w:t>2026-06-18</w:t>
+      <w:t>2026-06-19</w:t>
       <w:br/>
       <w:br/>
     </w:r>

--- a/klagomål/A 5800-2026 FSC-klagomål.docx
+++ b/klagomål/A 5800-2026 FSC-klagomål.docx
@@ -1061,7 +1061,7 @@
     <w:r>
       <w:tab/>
       <w:tab/>
-      <w:t>2026-06-19</w:t>
+      <w:t>2026-06-20</w:t>
       <w:br/>
       <w:br/>
     </w:r>

--- a/klagomål/A 5800-2026 FSC-klagomål.docx
+++ b/klagomål/A 5800-2026 FSC-klagomål.docx
@@ -168,38 +168,7 @@
     </w:p>
     <w:p>
       <w:r>
-        <w:t>Detta dokument behandlar höga naturvärden i avverkningsanmälan A 5800-2026 i Degerfors kommun som inkom 2026-01-29 och omfattar 17,7 ha.</w:t>
-      </w:r>
-    </w:p>
-    <w:p>
-      <w:r>
-        <w:t>Nedan presenteras fynd av naturvårdsarter och fridlysta arter som gjorts i det avverkningsanmälda området, samt relevanta utdrag ur standarderna för FSC, Chain of Custody, Controlled Wood och PEFC. I BILAGA 1 finns artfakta om fridlysta arter.</w:t>
-      </w:r>
-    </w:p>
-    <w:p>
-      <w:r>
-        <w:t>Vi förväntar oss att ni återkommer med ett skriftligt svar på vårt klagomål och även beskriver vilka korrigerande åtgärder ni satt in för att rätta till identifierade brister i er efterlevnad av den svenska FSC standarden.</w:t>
-      </w:r>
-    </w:p>
-    <w:p>
-      <w:pPr>
-        <w:pStyle w:val="Heading1"/>
-      </w:pPr>
-      <w:r>
-        <w:t>Naturvårdsarter</w:t>
-      </w:r>
-    </w:p>
-    <w:p>
-      <w:r>
-        <w:t>I och inom 25 meter från avverkningsanmälan har följande 14 naturvårdsarter hittats: ask (EN), gullpudra (NT, T), rynkskinn (NT, T), bronshjon (S, T), grönpyrola (S, T), stubbspretmossa (S, T), svart trolldruva (S, T), vedticka (S, T), västlig hakmossa (S), vågbandad barkbock (S), blåsippa (T, §9), spillkråka (T, §4), grönvit nattviol (§8) och revlummer (§9). Av dessa är 3 rödlistade. För rödlistade arter har rödlistekategorin angivits inom parentes. Arter som är signalarter enligt Skogsstyrelsen har markerats med (S). Typiska arter inom Natura 2000 som är kopplade till skogsekosystem har markerats med (T). För fridlysta arter anges även paragrafen i Artskyddsförordningen som arten är fridlyst enligt.</w:t>
-      </w:r>
-    </w:p>
-    <w:p>
-      <w:r>
-        <w:t>De påträffade naturvårdsarterna är ett tydligt kvitto på att det rör sig om en skog med höga naturvärden.</w:t>
-      </w:r>
-      <w:r>
-        <w:t xml:space="preserve"> I Figur 1 visas fyndplatser för naturvårdsarter i området, som finns registrerade på Artportalen.</w:t>
+        <w:t>Detta klagomål behandlar höga naturvärden i avverkningsanmälan A 5800-2026 i Degerfors kommun som inkom 2026-01-29 och omfattar 17,7 ha.</w:t>
       </w:r>
     </w:p>
     <w:p>
@@ -247,34 +216,242 @@
         <w:spacing w:after="240"/>
       </w:pPr>
       <w:r>
-        <w:t>Figur 1. Fyndplatser för naturvårdsarter i och inom 25 meter från avverkningsanmälan (röd linje). Markörer utan svart kant är placerade på fyndplatsen. Markörer med svart kant är placerade vid sidan av fyndplatsen och har ett svart streck som visar fyndplatsens exakta position. Kartans mittpunktskoordinat är N 6572675, E 467204 i SWEREF 99 TM.</w:t>
+        <w:t>Figur 1. Fyndplatser för naturvårdsarter i och inom 25 meter från avverkningsanmälan. Markörer utan svart kant är placerade på fyndplatsen. Markörer med svart kant är placerade vid sidan av fyndplatsen har ett svart streck som visar fyndplatsens exakta position. Kartans mittpunktskoordinat är N 6572675, E 467204 i SWEREF 99 TM.</w:t>
+      </w:r>
+    </w:p>
+    <w:p>
+      <w:r>
+        <w:t>I och inom 25 meter från avverkningsanmälan finns fynd av 14 naturvårdsarter, varav 3 är rödlistade, 4 är fridlysta, 9 är typiska (T) och 7 är signalarter (S): ask (EN), gullpudra (NT, T), rynkskinn (NT, T), bronshjon (S, T), grönpyrola (S, T), stubbspretmossa (S, T), svart trolldruva (S, T), vedticka (S, T), västlig hakmossa (S), vågbandad barkbock (S), blåsippa (T, §9), spillkråka (T, §4), grönvit nattviol (§8) och revlummer (§9). Se Figur 1.</w:t>
+      </w:r>
+    </w:p>
+    <w:p>
+      <w:r>
+        <w:t>Nedan presenteras relevanta utdrag ur standarderna för FSC, Chain of Custody, Controlled Wood och PEFC.</w:t>
+      </w:r>
+    </w:p>
+    <w:p>
+      <w:r>
+        <w:t>Vi förväntar oss att ni återkommer med ett skriftligt svar på vårt klagomål och även beskriver vilka korrigerande åtgärder ni satt in för att rätta till identifierade brister i er efterlevnad av den svenska FSC standarden.</w:t>
       </w:r>
     </w:p>
     <w:p>
       <w:pPr>
-        <w:pStyle w:val="Heading2"/>
+        <w:pStyle w:val="Heading1"/>
       </w:pPr>
       <w:r>
-        <w:t>Fridlysta arter</w:t>
+        <w:t>Naturvårdsarter och fridlysta arter</w:t>
       </w:r>
     </w:p>
     <w:p>
       <w:r>
-        <w:t>Följande fridlysta arter har sina livsmiljöer och växtplatser i den avverkningsanmälda skogen: blåsippa (T, §9), spillkråka (T, §4), grönvit nattviol (§8) och revlummer (§9).</w:t>
+        <w:t>Nedan följer beskrivningar av de naturvårdsarter och fridlysta arter som har sina livsmiljöer och växtplatser i den avverkningsanmälda skogen. Se även ytterligare artfakta i BILAGA 1. De påträffade naturvårdsarterna är ett tydligt kvitto på att det rör sig om en skog med höga naturvärden.</w:t>
       </w:r>
     </w:p>
     <w:p>
-      <w:r>
-        <w:t xml:space="preserve">Observera att medlemsländerna är skyldiga att agera i enlighet med EU:s fågeldirektiv där det uttryckligen står att direktivet gäller för fåglar samt för deras ägg, bon och </w:t>
-      </w:r>
       <w:r>
         <w:rPr>
           <w:b/>
         </w:rPr>
-        <w:t xml:space="preserve">livsmiljöer </w:t>
-      </w:r>
-      <w:r>
-        <w:t>(artikel 1). Vidare att de åtgärder som vidtas inte får leda till en försämring av den nuvarande situationen beträffande bevarandet av de fågelarter som avses i artikel 1 (artikel 13). Fågeldirektivet är styrande för tillsynsansvariga myndigheters ärendehantering, ställningstaganden och beslutsfattande.</w:t>
+        <w:t>Ask (EN)</w:t>
+      </w:r>
+      <w:r>
+        <w:t xml:space="preserve"> växer naturligt på frisk till fuktig, näringsrik, mullrik mark, gärna med rörligt, ytnära grundvatten. Asken är mycket viktig för den biologiska mångfalden och den är värd för minst 213 arter i olika organismgrupper, av vilka åtminstone 42 är askspecialister, ytterligare 8 arter förekommer endast på ask och alm. Bland dessa kan nämnas asknätfjäril (EN, §4a), askvårtlav (EN) och askpraktbagge (NT). Det finns en ökad risk att dessa arter försvinner när populationen av ask minskar. Asken är kraftigt drabbad av askskottsjukan, men angripna askar bör inte avverkas eftersom det är så många andra arter knutna till ask, såväl till döda som till levande träd. Eftersom sjukdomen är vindspridd så finns den redan nästan överallt där det finns askar, och till skillnad från almsjukan så förhindrar eller försvårar man inte spridningen genom att ta bort träd. Asken är globalt rödlistad som nära hotad (NT) vilket medför ett internationellt ansvar för arten (SLU Artdatabanken, 2026; IUCN, 2017).</w:t>
+      </w:r>
+    </w:p>
+    <w:p>
+      <w:r>
+        <w:rPr>
+          <w:b/>
+        </w:rPr>
+        <w:t>Gullpudra (NT)</w:t>
+      </w:r>
+      <w:r>
+        <w:t xml:space="preserve"> växer sparsamt främst i källpåverkad sumpskog i södra och mellersta Sverige norrut till Jämtland-Västernorrland. Kommer in på rödlistan för första gången 2025 till följd av en stark minskning (&gt;50%) i Riksskogstaxeringens data. Minskningstakten överstiger gränsvärdet för Starkt hotad (EN) enligt A-kriteriet.  Då minskningen har en stor osäkerhet så nedgraderas rödlistekategorin två steg till Nära hotad. Gullpudra är typisk art för </w:t>
+      </w:r>
+      <w:r>
+        <w:rPr>
+          <w:i/>
+        </w:rPr>
+        <w:t xml:space="preserve">9080 Lövsumpskog, 7160 Källor och källkärr </w:t>
+      </w:r>
+      <w:r>
+        <w:t>och</w:t>
+      </w:r>
+      <w:r>
+        <w:rPr>
+          <w:i/>
+        </w:rPr>
+        <w:t xml:space="preserve"> 7310 Aapamyrar</w:t>
+      </w:r>
+      <w:r>
+        <w:t xml:space="preserve"> (SLU Artdatabanken, 2026).</w:t>
+      </w:r>
+    </w:p>
+    <w:p>
+      <w:r>
+        <w:rPr>
+          <w:b/>
+        </w:rPr>
+        <w:t>Rynkskinn (NT)</w:t>
+      </w:r>
+      <w:r>
+        <w:t xml:space="preserve"> är en vednedbrytare som växer på grova granlågor och ingår i en karaktäristisk association av vedsvampar knutna till urskogsartade barrskogar. Den har klassificerats som en “urskogsindikator” och är placerad i toppen av Skogsstyrelsens värdepyramid för bedömning av skog med höga naturvärden. Allt tyder på att rynkskinn är mycket känslig för skogliga ingrepp och lokalerna, som oftast har höga biologiska kvaliteter, bör lämnas till fri utveckling. Rynkskinn är typisk art för </w:t>
+      </w:r>
+      <w:r>
+        <w:rPr>
+          <w:i/>
+        </w:rPr>
+        <w:t xml:space="preserve">9010 Taiga, 9050 Näringsrik granskog </w:t>
+      </w:r>
+      <w:r>
+        <w:t>och</w:t>
+      </w:r>
+      <w:r>
+        <w:rPr>
+          <w:i/>
+        </w:rPr>
+        <w:t xml:space="preserve"> 9030 Landhöjningsskog</w:t>
+      </w:r>
+      <w:r>
+        <w:t xml:space="preserve"> (Nitare &amp; Skogsstyrelsen, 2019; SLU Artdatabanken, 2026).</w:t>
+      </w:r>
+    </w:p>
+    <w:p>
+      <w:r>
+        <w:rPr>
+          <w:b/>
+        </w:rPr>
+        <w:t>Bronshjon</w:t>
+      </w:r>
+      <w:r>
+        <w:t xml:space="preserve"> är en skalbagge vars larvutveckling sker under grov bark på stammar av döda eller döende barrträd, främst gran, i mindre omfattning tall. Arten är knuten till äldre, naturskogslik granskog med inslag av torkande träd. Bronshjon är typisk art för </w:t>
+      </w:r>
+      <w:r>
+        <w:rPr>
+          <w:i/>
+        </w:rPr>
+        <w:t>9010 Taiga</w:t>
+      </w:r>
+      <w:r>
+        <w:t xml:space="preserve"> (SLU Artdatabanken, 2025).</w:t>
+      </w:r>
+    </w:p>
+    <w:p>
+      <w:r>
+        <w:rPr>
+          <w:b/>
+        </w:rPr>
+        <w:t xml:space="preserve">Grönpyrola </w:t>
+      </w:r>
+      <w:r>
+        <w:t xml:space="preserve">växer främst på sandig, torr eller frisk mark i äldre barrskog, ofta på isälvsmaterial såsom sand och grus. Den påträffas främst i äldre naturligt uppkomna barrskogar, exempelvis på tallmoar, i åssluttningar, dyner och rasbranter. Arten är känslig för skogsbruksmetoder såsom slutavverkning och markberedning. Grönpyrola är typisk art för </w:t>
+      </w:r>
+      <w:r>
+        <w:rPr>
+          <w:i/>
+        </w:rPr>
+        <w:t>9010 Taiga, 9060 Åsbarrskog</w:t>
+      </w:r>
+      <w:r>
+        <w:t xml:space="preserve"> och</w:t>
+      </w:r>
+      <w:r>
+        <w:rPr>
+          <w:i/>
+        </w:rPr>
+        <w:t xml:space="preserve"> 1610 Åsöar i Östersjön </w:t>
+      </w:r>
+      <w:r>
+        <w:t>(Nitare &amp; Skogsstyrelsen, 2019; SLU Artdatabanken, 2025).</w:t>
+      </w:r>
+    </w:p>
+    <w:p>
+      <w:r>
+        <w:rPr>
+          <w:b/>
+        </w:rPr>
+        <w:t>Stubbspretmossa</w:t>
+      </w:r>
+      <w:r>
+        <w:t xml:space="preserve"> växer på ved i rika löv- och barrskogar med relativt hög luftfuktighet och indikerar fuktiga skogsmiljöer med gott om murken ved och ofta höga naturvärden. Stubbspretmossa är typisk art för </w:t>
+      </w:r>
+      <w:r>
+        <w:rPr>
+          <w:i/>
+        </w:rPr>
+        <w:t>9020 Nordlig ädellövskog</w:t>
+      </w:r>
+      <w:r>
+        <w:t xml:space="preserve"> (SLU Artdatabanken, 2024).</w:t>
+      </w:r>
+    </w:p>
+    <w:p>
+      <w:r>
+        <w:rPr>
+          <w:b/>
+        </w:rPr>
+        <w:t>Svart trolldruva</w:t>
+      </w:r>
+      <w:r>
+        <w:t xml:space="preserve"> är en kalkgynnad växt som förekommer på näringsrik frisk mulljord i såväl bördiga kalkbarrskogar som sydliga kalklövskogar och lundar. Arten är en bra signalart för skyddsvärda biotoper i såväl löv- som barrskogar och tål inte slutavverkning och markberedning. Trolldruva är värdväxt för ett antal sällsynta fjärilsarter som ställer höga krav på sina livsmiljöer, däribland trolldruvemätare (EN), skuggmalmätare (VU) och trolldruvelobmätare (VU). Svart trolldruva är typisk art för </w:t>
+      </w:r>
+      <w:r>
+        <w:rPr>
+          <w:i/>
+        </w:rPr>
+        <w:t>9050 Näringsrik granskog,</w:t>
+      </w:r>
+      <w:r>
+        <w:t xml:space="preserve"> </w:t>
+      </w:r>
+      <w:r>
+        <w:rPr>
+          <w:i/>
+        </w:rPr>
+        <w:t xml:space="preserve">9020 Nordlig ädellövskog, 9160 Näringsrik ekskog, 9180 Ädellövskog i branter </w:t>
+      </w:r>
+      <w:r>
+        <w:t>och</w:t>
+      </w:r>
+      <w:r>
+        <w:rPr>
+          <w:i/>
+        </w:rPr>
+        <w:t xml:space="preserve"> 1610 Åsöar i Östersjön</w:t>
+      </w:r>
+      <w:r>
+        <w:t xml:space="preserve"> (SLU Artdatabanken, 2024; Nitare &amp; Skogsstyrelsen, 2019).</w:t>
+      </w:r>
+    </w:p>
+    <w:p>
+      <w:r>
+        <w:rPr>
+          <w:b/>
+        </w:rPr>
+        <w:t xml:space="preserve">Vedticka </w:t>
+      </w:r>
+      <w:r>
+        <w:t xml:space="preserve">är en bra signalart söder om den naturliga norrlandsgränsen. Den är huvudsakligen knuten till äldre barrskogar där det föreligger långvarig kontinuitet av död barrved. Vedticka är typisk art för </w:t>
+      </w:r>
+      <w:r>
+        <w:rPr>
+          <w:i/>
+        </w:rPr>
+        <w:t xml:space="preserve">9010 Taiga </w:t>
+      </w:r>
+      <w:r>
+        <w:t>(Nitare &amp; Skogsstyrelsen, 2019; SLU Artdatabanken, 2025).</w:t>
+      </w:r>
+    </w:p>
+    <w:p>
+      <w:r>
+        <w:rPr>
+          <w:b/>
+        </w:rPr>
+        <w:t xml:space="preserve">Vågbandad barkbock </w:t>
+      </w:r>
+      <w:r>
+        <w:t>är en långhorning vars larvutveckling sker under bark på nyligen döda stående barrträd, främst gran, mer undantagsvis på tall. Främst i stående träd, särskilt gamla, långsamvuxna granar med grov bark, även i grövre grenar, stubbar eller vindfällen. Arten är starkt knuten till naturskogsliknande granskogar, och gynnas av extrema torrsomrar som försvagar träden. Arten påverkas negativt av brist på kontinuitetsskog och en minskning av populationen pågår eller förväntas ske (SLU Artdatabanken, 2025).</w:t>
       </w:r>
     </w:p>
     <w:p>
@@ -333,226 +510,6 @@
       </w:r>
       <w:r>
         <w:t>. Den behöver grova träd, främst tall, asp och bok som boträd. Skogsbruk med korta omloppstider och täta, homogena ungskogar utgör det största hotet. Spillkråka är en nyckelart i skogliga miljöer vars övergivna bohål utnyttjas av flera andra hålhäckande fågelarter och fladdermöss, däribland pärluggla (EN, §4), knipa (§4), salskrake (§4) och skogsduva (§4). Hökuggla (VU, §4) och slaguggla (§4) häckar ofta i högstubbar som brutits av i höjd med ett gammalt spillkråkebo (SLU Artdatabanken, 2026; Skogsstyrelsen, 2016).</w:t>
-      </w:r>
-    </w:p>
-    <w:p>
-      <w:r>
-        <w:t>I BILAGA 1 finns mer detaljerad information om ekologi samt krav på livsmiljö hos fridlysta arter.</w:t>
-      </w:r>
-    </w:p>
-    <w:p>
-      <w:pPr>
-        <w:pStyle w:val="Heading2"/>
-      </w:pPr>
-      <w:r>
-        <w:t>Övriga naturvårdsarter</w:t>
-      </w:r>
-    </w:p>
-    <w:p>
-      <w:r>
-        <w:rPr>
-          <w:b/>
-        </w:rPr>
-        <w:t>Ask (EN)</w:t>
-      </w:r>
-      <w:r>
-        <w:t xml:space="preserve"> växer naturligt på frisk till fuktig, näringsrik, mullrik mark, gärna med rörligt, ytnära grundvatten. Asken är mycket viktig för den biologiska mångfalden och den är värd för minst 213 arter i olika organismgrupper, av vilka åtminstone 42 är askspecialister, ytterligare 8 arter förekommer endast på ask och alm. Bland dessa kan nämnas asknätfjäril (EN, §4a), askvårtlav (EN) och askpraktbagge (NT). Det finns en ökad risk att dessa arter försvinner när populationen av ask minskar. Asken är kraftigt drabbad av askskottsjukan, men angripna askar bör inte avverkas eftersom det är så många andra arter knutna till ask, såväl till döda som till levande träd. Eftersom sjukdomen är vindspridd så finns den redan nästan överallt där det finns askar, och till skillnad från almsjukan så förhindrar eller försvårar man inte spridningen genom att ta bort träd. Asken är globalt rödlistad som nära hotad (NT) vilket medför ett internationellt ansvar för arten (SLU Artdatabanken, 2026; IUCN, 2017).</w:t>
-      </w:r>
-    </w:p>
-    <w:p>
-      <w:r>
-        <w:rPr>
-          <w:b/>
-        </w:rPr>
-        <w:t>Bronshjon</w:t>
-      </w:r>
-      <w:r>
-        <w:t xml:space="preserve"> är en skalbagge vars larvutveckling sker under grov bark på stammar av döda eller döende barrträd, främst gran, i mindre omfattning tall. Arten är knuten till äldre, naturskogslik granskog med inslag av torkande träd. Bronshjon är typisk art för </w:t>
-      </w:r>
-      <w:r>
-        <w:rPr>
-          <w:i/>
-        </w:rPr>
-        <w:t>9010 Taiga</w:t>
-      </w:r>
-      <w:r>
-        <w:t xml:space="preserve"> (SLU Artdatabanken, 2025).</w:t>
-      </w:r>
-    </w:p>
-    <w:p>
-      <w:r>
-        <w:rPr>
-          <w:b/>
-        </w:rPr>
-        <w:t xml:space="preserve">Grönpyrola </w:t>
-      </w:r>
-      <w:r>
-        <w:t xml:space="preserve">växer främst på sandig, torr eller frisk mark i äldre barrskog, ofta på isälvsmaterial såsom sand och grus. Den påträffas främst i äldre naturligt uppkomna barrskogar, exempelvis på tallmoar, i åssluttningar, dyner och rasbranter. Arten är känslig för skogsbruksmetoder såsom slutavverkning och markberedning. Grönpyrola är typisk art för </w:t>
-      </w:r>
-      <w:r>
-        <w:rPr>
-          <w:i/>
-        </w:rPr>
-        <w:t>9010 Taiga, 9060 Åsbarrskog</w:t>
-      </w:r>
-      <w:r>
-        <w:t xml:space="preserve"> och</w:t>
-      </w:r>
-      <w:r>
-        <w:rPr>
-          <w:i/>
-        </w:rPr>
-        <w:t xml:space="preserve"> 1610 Åsöar i Östersjön </w:t>
-      </w:r>
-      <w:r>
-        <w:t>(Nitare &amp; Skogsstyrelsen, 2019; SLU Artdatabanken, 2025).</w:t>
-      </w:r>
-    </w:p>
-    <w:p>
-      <w:r>
-        <w:rPr>
-          <w:b/>
-        </w:rPr>
-        <w:t>Gullpudra (NT)</w:t>
-      </w:r>
-      <w:r>
-        <w:t xml:space="preserve"> växer sparsamt främst i källpåverkad sumpskog i södra och mellersta Sverige norrut till Jämtland-Västernorrland. Kommer in på rödlistan för första gången 2025 till följd av en stark minskning (&gt;50%) i Riksskogstaxeringens data. Minskningstakten överstiger gränsvärdet för Starkt hotad (EN) enligt A-kriteriet.  Då minskningen har en stor osäkerhet så nedgraderas rödlistekategorin två steg till Nära hotad. Gullpudra är typisk art för </w:t>
-      </w:r>
-      <w:r>
-        <w:rPr>
-          <w:i/>
-        </w:rPr>
-        <w:t xml:space="preserve">9080 Lövsumpskog, 7160 Källor och källkärr </w:t>
-      </w:r>
-      <w:r>
-        <w:t>och</w:t>
-      </w:r>
-      <w:r>
-        <w:rPr>
-          <w:i/>
-        </w:rPr>
-        <w:t xml:space="preserve"> 7310 Aapamyrar</w:t>
-      </w:r>
-      <w:r>
-        <w:t xml:space="preserve"> (SLU Artdatabanken, 2026).</w:t>
-      </w:r>
-    </w:p>
-    <w:p>
-      <w:r>
-        <w:rPr>
-          <w:b/>
-        </w:rPr>
-        <w:t>Rynkskinn (NT)</w:t>
-      </w:r>
-      <w:r>
-        <w:t xml:space="preserve"> är en vednedbrytare som växer på grova granlågor och ingår i en karaktäristisk association av vedsvampar knutna till urskogsartade barrskogar. Den har klassificerats som en “urskogsindikator” och är placerad i toppen av Skogsstyrelsens värdepyramid för bedömning av skog med höga naturvärden. Allt tyder på att rynkskinn är mycket känslig för skogliga ingrepp och lokalerna, som oftast har höga biologiska kvaliteter, bör lämnas till fri utveckling. Rynkskinn är typisk art för </w:t>
-      </w:r>
-      <w:r>
-        <w:rPr>
-          <w:i/>
-        </w:rPr>
-        <w:t xml:space="preserve">9010 Taiga, 9050 Näringsrik granskog </w:t>
-      </w:r>
-      <w:r>
-        <w:t>och</w:t>
-      </w:r>
-      <w:r>
-        <w:rPr>
-          <w:i/>
-        </w:rPr>
-        <w:t xml:space="preserve"> 9030 Landhöjningsskog</w:t>
-      </w:r>
-      <w:r>
-        <w:t xml:space="preserve"> (Nitare &amp; Skogsstyrelsen, 2019; SLU Artdatabanken, 2026).</w:t>
-      </w:r>
-    </w:p>
-    <w:p>
-      <w:r>
-        <w:rPr>
-          <w:b/>
-        </w:rPr>
-        <w:t>Stubbspretmossa</w:t>
-      </w:r>
-      <w:r>
-        <w:t xml:space="preserve"> växer på ved i rika löv- och barrskogar med relativt hög luftfuktighet och indikerar fuktiga skogsmiljöer med gott om murken ved och ofta höga naturvärden. Stubbspretmossa är typisk art för </w:t>
-      </w:r>
-      <w:r>
-        <w:rPr>
-          <w:i/>
-        </w:rPr>
-        <w:t>9020 Nordlig ädellövskog</w:t>
-      </w:r>
-      <w:r>
-        <w:t xml:space="preserve"> (SLU Artdatabanken, 2024).</w:t>
-      </w:r>
-    </w:p>
-    <w:p>
-      <w:r>
-        <w:rPr>
-          <w:b/>
-        </w:rPr>
-        <w:t>Svart trolldruva</w:t>
-      </w:r>
-      <w:r>
-        <w:t xml:space="preserve"> är en kalkgynnad växt som förekommer på näringsrik frisk mulljord i såväl bördiga kalkbarrskogar som sydliga kalklövskogar och lundar. Arten är en bra signalart för skyddsvärda biotoper i såväl löv- som barrskogar och tål inte slutavverkning och markberedning. Trolldruva är värdväxt för ett antal sällsynta fjärilsarter som ställer höga krav på sina livsmiljöer, däribland trolldruvemätare (EN), skuggmalmätare (VU) och trolldruvelobmätare (VU). Svart trolldruva är typisk art för </w:t>
-      </w:r>
-      <w:r>
-        <w:rPr>
-          <w:i/>
-        </w:rPr>
-        <w:t>9050 Näringsrik granskog,</w:t>
-      </w:r>
-      <w:r>
-        <w:t xml:space="preserve"> </w:t>
-      </w:r>
-      <w:r>
-        <w:rPr>
-          <w:i/>
-        </w:rPr>
-        <w:t xml:space="preserve">9020 Nordlig ädellövskog, 9160 Näringsrik ekskog, 9180 Ädellövskog i branter </w:t>
-      </w:r>
-      <w:r>
-        <w:t>och</w:t>
-      </w:r>
-      <w:r>
-        <w:rPr>
-          <w:i/>
-        </w:rPr>
-        <w:t xml:space="preserve"> 1610 Åsöar i Östersjön</w:t>
-      </w:r>
-      <w:r>
-        <w:t xml:space="preserve"> (SLU Artdatabanken, 2024; Nitare &amp; Skogsstyrelsen, 2019).</w:t>
-      </w:r>
-    </w:p>
-    <w:p>
-      <w:r>
-        <w:rPr>
-          <w:b/>
-        </w:rPr>
-        <w:t xml:space="preserve">Vedticka </w:t>
-      </w:r>
-      <w:r>
-        <w:t xml:space="preserve">är en bra signalart söder om den naturliga norrlandsgränsen. Den är huvudsakligen knuten till äldre barrskogar där det föreligger långvarig kontinuitet av död barrved. Vedticka är typisk art för </w:t>
-      </w:r>
-      <w:r>
-        <w:rPr>
-          <w:i/>
-        </w:rPr>
-        <w:t xml:space="preserve">9010 Taiga </w:t>
-      </w:r>
-      <w:r>
-        <w:t>(Nitare &amp; Skogsstyrelsen, 2019; SLU Artdatabanken, 2025).</w:t>
-      </w:r>
-    </w:p>
-    <w:p>
-      <w:r>
-        <w:rPr>
-          <w:b/>
-        </w:rPr>
-        <w:t xml:space="preserve">Vågbandad barkbock </w:t>
-      </w:r>
-      <w:r>
-        <w:t>är en långhorning vars larvutveckling sker under bark på nyligen döda stående barrträd, främst gran, mer undantagsvis på tall. Främst i stående träd, särskilt gamla, långsamvuxna granar med grov bark, även i grövre grenar, stubbar eller vindfällen. Arten är starkt knuten till naturskogsliknande granskogar, och gynnas av extrema torrsomrar som försvagar träden. Arten påverkas negativt av brist på kontinuitetsskog och en minskning av populationen pågår eller förväntas ske (SLU Artdatabanken, 2025).</w:t>
       </w:r>
     </w:p>
     <w:p>
@@ -1061,7 +1018,7 @@
     <w:r>
       <w:tab/>
       <w:tab/>
-      <w:t>2026-06-20</w:t>
+      <w:t>2026-06-21</w:t>
       <w:br/>
       <w:br/>
     </w:r>

--- a/klagomål/A 5800-2026 FSC-klagomål.docx
+++ b/klagomål/A 5800-2026 FSC-klagomål.docx
@@ -1018,7 +1018,7 @@
     <w:r>
       <w:tab/>
       <w:tab/>
-      <w:t>2026-06-21</w:t>
+      <w:t>2026-06-22</w:t>
       <w:br/>
       <w:br/>
     </w:r>

--- a/klagomål/A 5800-2026 FSC-klagomål.docx
+++ b/klagomål/A 5800-2026 FSC-klagomål.docx
@@ -1018,7 +1018,7 @@
     <w:r>
       <w:tab/>
       <w:tab/>
-      <w:t>2026-06-22</w:t>
+      <w:t>2026-06-23</w:t>
       <w:br/>
       <w:br/>
     </w:r>

--- a/klagomål/A 5800-2026 FSC-klagomål.docx
+++ b/klagomål/A 5800-2026 FSC-klagomål.docx
@@ -1018,7 +1018,7 @@
     <w:r>
       <w:tab/>
       <w:tab/>
-      <w:t>2026-06-23</w:t>
+      <w:t>2026-06-24</w:t>
       <w:br/>
       <w:br/>
     </w:r>

--- a/klagomål/A 5800-2026 FSC-klagomål.docx
+++ b/klagomål/A 5800-2026 FSC-klagomål.docx
@@ -1018,7 +1018,7 @@
     <w:r>
       <w:tab/>
       <w:tab/>
-      <w:t>2026-06-24</w:t>
+      <w:t>2026-06-25</w:t>
       <w:br/>
       <w:br/>
     </w:r>

--- a/klagomål/A 5800-2026 FSC-klagomål.docx
+++ b/klagomål/A 5800-2026 FSC-klagomål.docx
@@ -1018,7 +1018,7 @@
     <w:r>
       <w:tab/>
       <w:tab/>
-      <w:t>2026-06-25</w:t>
+      <w:t>2026-06-26</w:t>
       <w:br/>
       <w:br/>
     </w:r>

--- a/klagomål/A 5800-2026 FSC-klagomål.docx
+++ b/klagomål/A 5800-2026 FSC-klagomål.docx
@@ -1018,7 +1018,7 @@
     <w:r>
       <w:tab/>
       <w:tab/>
-      <w:t>2026-06-26</w:t>
+      <w:t>2026-06-27</w:t>
       <w:br/>
       <w:br/>
     </w:r>

--- a/klagomål/A 5800-2026 FSC-klagomål.docx
+++ b/klagomål/A 5800-2026 FSC-klagomål.docx
@@ -1018,7 +1018,7 @@
     <w:r>
       <w:tab/>
       <w:tab/>
-      <w:t>2026-06-27</w:t>
+      <w:t>2026-06-28</w:t>
       <w:br/>
       <w:br/>
     </w:r>

--- a/klagomål/A 5800-2026 FSC-klagomål.docx
+++ b/klagomål/A 5800-2026 FSC-klagomål.docx
@@ -1018,7 +1018,7 @@
     <w:r>
       <w:tab/>
       <w:tab/>
-      <w:t>2026-06-28</w:t>
+      <w:t>2026-06-29</w:t>
       <w:br/>
       <w:br/>
     </w:r>

--- a/klagomål/A 5800-2026 FSC-klagomål.docx
+++ b/klagomål/A 5800-2026 FSC-klagomål.docx
@@ -1018,7 +1018,7 @@
     <w:r>
       <w:tab/>
       <w:tab/>
-      <w:t>2026-06-29</w:t>
+      <w:t>2026-06-30</w:t>
       <w:br/>
       <w:br/>
     </w:r>

--- a/klagomål/A 5800-2026 FSC-klagomål.docx
+++ b/klagomål/A 5800-2026 FSC-klagomål.docx
@@ -1018,7 +1018,7 @@
     <w:r>
       <w:tab/>
       <w:tab/>
-      <w:t>2026-06-30</w:t>
+      <w:t>2026-07-01</w:t>
       <w:br/>
       <w:br/>
     </w:r>

--- a/klagomål/A 5800-2026 FSC-klagomål.docx
+++ b/klagomål/A 5800-2026 FSC-klagomål.docx
@@ -1018,7 +1018,7 @@
     <w:r>
       <w:tab/>
       <w:tab/>
-      <w:t>2026-07-13</w:t>
+      <w:t>2026-07-14</w:t>
       <w:br/>
       <w:br/>
     </w:r>

--- a/klagomål/A 5800-2026 FSC-klagomål.docx
+++ b/klagomål/A 5800-2026 FSC-klagomål.docx
@@ -1018,7 +1018,7 @@
     <w:r>
       <w:tab/>
       <w:tab/>
-      <w:t>2026-07-14</w:t>
+      <w:t>2026-07-15</w:t>
       <w:br/>
       <w:br/>
     </w:r>

--- a/klagomål/A 5800-2026 FSC-klagomål.docx
+++ b/klagomål/A 5800-2026 FSC-klagomål.docx
@@ -1018,7 +1018,7 @@
     <w:r>
       <w:tab/>
       <w:tab/>
-      <w:t>2026-07-15</w:t>
+      <w:t>2026-07-16</w:t>
       <w:br/>
       <w:br/>
     </w:r>

--- a/klagomål/A 5800-2026 FSC-klagomål.docx
+++ b/klagomål/A 5800-2026 FSC-klagomål.docx
@@ -1018,7 +1018,7 @@
     <w:r>
       <w:tab/>
       <w:tab/>
-      <w:t>2026-07-16</w:t>
+      <w:t>2026-07-17</w:t>
       <w:br/>
       <w:br/>
     </w:r>

--- a/klagomål/A 5800-2026 FSC-klagomål.docx
+++ b/klagomål/A 5800-2026 FSC-klagomål.docx
@@ -1018,7 +1018,7 @@
     <w:r>
       <w:tab/>
       <w:tab/>
-      <w:t>2026-07-17</w:t>
+      <w:t>2026-07-18</w:t>
       <w:br/>
       <w:br/>
     </w:r>

--- a/klagomål/A 5800-2026 FSC-klagomål.docx
+++ b/klagomål/A 5800-2026 FSC-klagomål.docx
@@ -1018,7 +1018,7 @@
     <w:r>
       <w:tab/>
       <w:tab/>
-      <w:t>2026-07-18</w:t>
+      <w:t>2026-07-19</w:t>
       <w:br/>
       <w:br/>
     </w:r>

--- a/klagomål/A 5800-2026 FSC-klagomål.docx
+++ b/klagomål/A 5800-2026 FSC-klagomål.docx
@@ -1018,7 +1018,7 @@
     <w:r>
       <w:tab/>
       <w:tab/>
-      <w:t>2026-07-19</w:t>
+      <w:t>2026-07-20</w:t>
       <w:br/>
       <w:br/>
     </w:r>

--- a/klagomål/A 5800-2026 FSC-klagomål.docx
+++ b/klagomål/A 5800-2026 FSC-klagomål.docx
@@ -1018,7 +1018,7 @@
     <w:r>
       <w:tab/>
       <w:tab/>
-      <w:t>2026-07-20</w:t>
+      <w:t>2026-07-21</w:t>
       <w:br/>
       <w:br/>
     </w:r>

--- a/klagomål/A 5800-2026 FSC-klagomål.docx
+++ b/klagomål/A 5800-2026 FSC-klagomål.docx
@@ -1018,7 +1018,7 @@
     <w:r>
       <w:tab/>
       <w:tab/>
-      <w:t>2026-07-21</w:t>
+      <w:t>2026-07-22</w:t>
       <w:br/>
       <w:br/>
     </w:r>

--- a/klagomål/A 5800-2026 FSC-klagomål.docx
+++ b/klagomål/A 5800-2026 FSC-klagomål.docx
@@ -1018,7 +1018,7 @@
     <w:r>
       <w:tab/>
       <w:tab/>
-      <w:t>2026-07-22</w:t>
+      <w:t>2026-07-23</w:t>
       <w:br/>
       <w:br/>
     </w:r>

--- a/klagomål/A 5800-2026 FSC-klagomål.docx
+++ b/klagomål/A 5800-2026 FSC-klagomål.docx
@@ -1018,7 +1018,7 @@
     <w:r>
       <w:tab/>
       <w:tab/>
-      <w:t>2026-07-23</w:t>
+      <w:t>2026-07-24</w:t>
       <w:br/>
       <w:br/>
     </w:r>

--- a/klagomål/A 5800-2026 FSC-klagomål.docx
+++ b/klagomål/A 5800-2026 FSC-klagomål.docx
@@ -1018,7 +1018,7 @@
     <w:r>
       <w:tab/>
       <w:tab/>
-      <w:t>2026-07-24</w:t>
+      <w:t>2026-07-25</w:t>
       <w:br/>
       <w:br/>
     </w:r>

--- a/klagomål/A 5800-2026 FSC-klagomål.docx
+++ b/klagomål/A 5800-2026 FSC-klagomål.docx
@@ -1018,7 +1018,7 @@
     <w:r>
       <w:tab/>
       <w:tab/>
-      <w:t>2026-07-25</w:t>
+      <w:t>2026-07-26</w:t>
       <w:br/>
       <w:br/>
     </w:r>

--- a/klagomål/A 5800-2026 FSC-klagomål.docx
+++ b/klagomål/A 5800-2026 FSC-klagomål.docx
@@ -1018,7 +1018,7 @@
     <w:r>
       <w:tab/>
       <w:tab/>
-      <w:t>2026-07-26</w:t>
+      <w:t>2026-07-27</w:t>
       <w:br/>
       <w:br/>
     </w:r>

--- a/klagomål/A 5800-2026 FSC-klagomål.docx
+++ b/klagomål/A 5800-2026 FSC-klagomål.docx
@@ -1018,7 +1018,7 @@
     <w:r>
       <w:tab/>
       <w:tab/>
-      <w:t>2026-07-27</w:t>
+      <w:t>2026-07-28</w:t>
       <w:br/>
       <w:br/>
     </w:r>

--- a/klagomål/A 5800-2026 FSC-klagomål.docx
+++ b/klagomål/A 5800-2026 FSC-klagomål.docx
@@ -1018,7 +1018,7 @@
     <w:r>
       <w:tab/>
       <w:tab/>
-      <w:t>2026-07-28</w:t>
+      <w:t>2026-07-29</w:t>
       <w:br/>
       <w:br/>
     </w:r>

--- a/klagomål/A 5800-2026 FSC-klagomål.docx
+++ b/klagomål/A 5800-2026 FSC-klagomål.docx
@@ -1018,7 +1018,7 @@
     <w:r>
       <w:tab/>
       <w:tab/>
-      <w:t>2026-07-29</w:t>
+      <w:t>2026-07-30</w:t>
       <w:br/>
       <w:br/>
     </w:r>

--- a/klagomål/A 5800-2026 FSC-klagomål.docx
+++ b/klagomål/A 5800-2026 FSC-klagomål.docx
@@ -1018,7 +1018,7 @@
     <w:r>
       <w:tab/>
       <w:tab/>
-      <w:t>2026-07-30</w:t>
+      <w:t>2026-07-31</w:t>
       <w:br/>
       <w:br/>
     </w:r>

--- a/klagomål/A 5800-2026 FSC-klagomål.docx
+++ b/klagomål/A 5800-2026 FSC-klagomål.docx
@@ -1018,7 +1018,7 @@
     <w:r>
       <w:tab/>
       <w:tab/>
-      <w:t>2026-07-31</w:t>
+      <w:t>2026-08-01</w:t>
       <w:br/>
       <w:br/>
     </w:r>

--- a/klagomål/A 5800-2026 FSC-klagomål.docx
+++ b/klagomål/A 5800-2026 FSC-klagomål.docx
@@ -1018,7 +1018,7 @@
     <w:r>
       <w:tab/>
       <w:tab/>
-      <w:t>2026-08-01</w:t>
+      <w:t>2026-08-02</w:t>
       <w:br/>
       <w:br/>
     </w:r>

--- a/klagomål/A 5800-2026 FSC-klagomål.docx
+++ b/klagomål/A 5800-2026 FSC-klagomål.docx
@@ -1018,7 +1018,7 @@
     <w:r>
       <w:tab/>
       <w:tab/>
-      <w:t>2026-08-02</w:t>
+      <w:t>2026-08-03</w:t>
       <w:br/>
       <w:br/>
     </w:r>

--- a/klagomål/A 5800-2026 FSC-klagomål.docx
+++ b/klagomål/A 5800-2026 FSC-klagomål.docx
@@ -1018,7 +1018,7 @@
     <w:r>
       <w:tab/>
       <w:tab/>
-      <w:t>2026-08-03</w:t>
+      <w:t>2026-08-04</w:t>
       <w:br/>
       <w:br/>
     </w:r>

--- a/klagomål/A 5800-2026 FSC-klagomål.docx
+++ b/klagomål/A 5800-2026 FSC-klagomål.docx
@@ -1018,7 +1018,7 @@
     <w:r>
       <w:tab/>
       <w:tab/>
-      <w:t>2026-08-04</w:t>
+      <w:t>2026-08-05</w:t>
       <w:br/>
       <w:br/>
     </w:r>

--- a/klagomål/A 5800-2026 FSC-klagomål.docx
+++ b/klagomål/A 5800-2026 FSC-klagomål.docx
@@ -1018,7 +1018,7 @@
     <w:r>
       <w:tab/>
       <w:tab/>
-      <w:t>2026-08-05</w:t>
+      <w:t>2026-08-07</w:t>
       <w:br/>
       <w:br/>
     </w:r>

--- a/klagomål/A 5800-2026 FSC-klagomål.docx
+++ b/klagomål/A 5800-2026 FSC-klagomål.docx
@@ -1018,7 +1018,7 @@
     <w:r>
       <w:tab/>
       <w:tab/>
-      <w:t>2026-08-07</w:t>
+      <w:t>2026-08-08</w:t>
       <w:br/>
       <w:br/>
     </w:r>

--- a/klagomål/A 5800-2026 FSC-klagomål.docx
+++ b/klagomål/A 5800-2026 FSC-klagomål.docx
@@ -216,7 +216,7 @@
         <w:spacing w:after="240"/>
       </w:pPr>
       <w:r>
-        <w:t>Figur 1. Fyndplatser för naturvårdsarter i och inom 25 meter från avverkningsanmälan. Markörer utan svart kant är placerade på fyndplatsen. Markörer med svart kant är placerade vid sidan av fyndplatsen har ett svart streck som visar fyndplatsens exakta position. Kartans mittpunktskoordinat är N 6572675, E 467204 i SWEREF 99 TM.</w:t>
+        <w:t>Figur 1. Fyndplatser för naturvårdsarter i och inom 25 meter från avverkningsanmälan. Markörer utan svart kant är placerade på fyndplatsen. Markörer med svart kant är placerade vid sidan av fyndplatsen och har ett svart streck som visar fyndplatsens exakta position. Kartans mittpunktskoordinat är N 6572675, E 467204 i SWEREF 99 TM.</w:t>
       </w:r>
     </w:p>
     <w:p>
@@ -1018,7 +1018,7 @@
     <w:r>
       <w:tab/>
       <w:tab/>
-      <w:t>2026-08-14</w:t>
+      <w:t>2026-08-15</w:t>
       <w:br/>
       <w:br/>
     </w:r>

--- a/klagomål/A 5800-2026 FSC-klagomål.docx
+++ b/klagomål/A 5800-2026 FSC-klagomål.docx
@@ -1018,7 +1018,7 @@
     <w:r>
       <w:tab/>
       <w:tab/>
-      <w:t>2026-08-15</w:t>
+      <w:t>2026-08-16</w:t>
       <w:br/>
       <w:br/>
     </w:r>

--- a/klagomål/A 5800-2026 FSC-klagomål.docx
+++ b/klagomål/A 5800-2026 FSC-klagomål.docx
@@ -1018,7 +1018,7 @@
     <w:r>
       <w:tab/>
       <w:tab/>
-      <w:t>2026-08-16</w:t>
+      <w:t>2026-08-17</w:t>
       <w:br/>
       <w:br/>
     </w:r>

--- a/klagomål/A 5800-2026 FSC-klagomål.docx
+++ b/klagomål/A 5800-2026 FSC-klagomål.docx
@@ -1018,7 +1018,7 @@
     <w:r>
       <w:tab/>
       <w:tab/>
-      <w:t>2026-08-17</w:t>
+      <w:t>2026-08-18</w:t>
       <w:br/>
       <w:br/>
     </w:r>

--- a/klagomål/A 5800-2026 FSC-klagomål.docx
+++ b/klagomål/A 5800-2026 FSC-klagomål.docx
@@ -1018,7 +1018,7 @@
     <w:r>
       <w:tab/>
       <w:tab/>
-      <w:t>2026-08-18</w:t>
+      <w:t>2026-08-19</w:t>
       <w:br/>
       <w:br/>
     </w:r>

--- a/klagomål/A 5800-2026 FSC-klagomål.docx
+++ b/klagomål/A 5800-2026 FSC-klagomål.docx
@@ -1018,7 +1018,7 @@
     <w:r>
       <w:tab/>
       <w:tab/>
-      <w:t>2026-08-19</w:t>
+      <w:t>2026-08-20</w:t>
       <w:br/>
       <w:br/>
     </w:r>

--- a/klagomål/A 5800-2026 FSC-klagomål.docx
+++ b/klagomål/A 5800-2026 FSC-klagomål.docx
@@ -1018,7 +1018,7 @@
     <w:r>
       <w:tab/>
       <w:tab/>
-      <w:t>2026-08-20</w:t>
+      <w:t>2026-08-21</w:t>
       <w:br/>
       <w:br/>
     </w:r>

--- a/klagomål/A 5800-2026 FSC-klagomål.docx
+++ b/klagomål/A 5800-2026 FSC-klagomål.docx
@@ -1018,7 +1018,7 @@
     <w:r>
       <w:tab/>
       <w:tab/>
-      <w:t>2026-08-21</w:t>
+      <w:t>2026-08-22</w:t>
       <w:br/>
       <w:br/>
     </w:r>
